--- a/Andrew_Rausch_CV.docx
+++ b/Andrew_Rausch_CV.docx
@@ -1223,20 +1223,21 @@
     <w:p>
       <w:pPr>
         <w:spacing w:after="0" w:line="240" w:lineRule="auto"/>
-        <w:rPr>
-          <w:sz w:val="24"/>
-          <w:szCs w:val="24"/>
-        </w:rPr>
-      </w:pPr>
-      <w:r>
-        <w:rPr>
-          <w:sz w:val="24"/>
-          <w:szCs w:val="24"/>
-          <w:rtl w:val="0"/>
-        </w:rPr>
-        <w:t xml:space="preserve">2021-present</w:t>
-        <w:tab/>
-        <w:t xml:space="preserve">Program Evaluation  Committee, MFM Fellowship, University of Chicago</w:t>
+        <w:ind w:left="1440"/>
+        <w:rPr>
+          <w:sz w:val="24"/>
+          <w:szCs w:val="24"/>
+        </w:rPr>
+      </w:pPr>
+      <w:r>
+        <w:rPr>
+          <w:sz w:val="24"/>
+          <w:szCs w:val="24"/>
+          <w:rtl w:val="0"/>
+        </w:rPr>
+        <w:t>2021-present</w:t>
+        <w:tab/>
+        <w:t>Program Evaluation Committee, MFM Fellowship, University of Chicago</w:t>
       </w:r>
     </w:p>
     <w:p>

--- a/Andrew_Rausch_CV.docx
+++ b/Andrew_Rausch_CV.docx
@@ -1085,7 +1085,7 @@
           <w:szCs w:val="24"/>
           <w:rtl w:val="0"/>
         </w:rPr>
-        <w:t xml:space="preserve">Site Director, MFM Fellowship, University of Chicago</w:t>
+        <w:t>Associate Program Director, MFM Fellowship, University of Chicago</w:t>
       </w:r>
     </w:p>
     <w:p>
@@ -1498,7 +1498,7 @@
         <w:rPr>
           <w:rtl w:val="0"/>
         </w:rPr>
-        <w:tab/>
+        <w:t xml:space="preserve"> </w:t>
       </w:r>
       <w:r>
         <w:rPr>
@@ -2146,159 +2146,132 @@
       <w:pPr>
         <w:spacing w:after="0" w:line="240" w:lineRule="auto"/>
         <w:rPr>
+          <w:sz w:val="24"/>
+          <w:szCs w:val="24"/>
+        </w:rPr>
+      </w:pPr>
+      <w:r>
+        <w:rPr>
+          <w:b w:val="1"/>
+          <w:bCs w:val="1"/>
+          <w:sz w:val="24"/>
+          <w:szCs w:val="24"/>
+          <w:rtl w:val="0"/>
+        </w:rPr>
+        <w:t xml:space="preserve">(c) Peer-reviewed works accepted or in press</w:t>
+      </w:r>
+      <w:r>
+        <w:rPr>
+          <w:rtl w:val="0"/>
+        </w:rPr>
+      </w:r>
+    </w:p>
+    <w:p>
+      <w:pPr>
+        <w:spacing w:after="0" w:line="240" w:lineRule="auto"/>
+        <w:rPr>
+          <w:sz w:val="24"/>
+          <w:szCs w:val="24"/>
+        </w:rPr>
+      </w:pPr>
+      <w:r>
+        <w:rPr>
           <w:i w:val="1"/>
           <w:iCs w:val="1"/>
           <w:sz w:val="24"/>
           <w:szCs w:val="24"/>
-        </w:rPr>
-      </w:pPr>
-      <w:r>
-        <w:rPr>
-          <w:rtl w:val="0"/>
-        </w:rPr>
-      </w:r>
-    </w:p>
-    <w:p>
-      <w:pPr>
-        <w:spacing w:after="0" w:line="240" w:lineRule="auto"/>
-        <w:rPr>
-          <w:sz w:val="24"/>
-          <w:szCs w:val="24"/>
-        </w:rPr>
-      </w:pPr>
-      <w:r>
-        <w:rPr>
-          <w:b w:val="1"/>
-          <w:bCs w:val="1"/>
-          <w:sz w:val="24"/>
-          <w:szCs w:val="24"/>
-          <w:rtl w:val="0"/>
-        </w:rPr>
-        <w:t xml:space="preserve">(c) Peer-reviewed works accepted or in press</w:t>
-      </w:r>
-      <w:r>
-        <w:rPr>
-          <w:rtl w:val="0"/>
-        </w:rPr>
-      </w:r>
-    </w:p>
-    <w:p>
-      <w:pPr>
-        <w:spacing w:after="0" w:line="240" w:lineRule="auto"/>
-        <w:rPr>
-          <w:sz w:val="24"/>
-          <w:szCs w:val="24"/>
-        </w:rPr>
-      </w:pPr>
-      <w:r>
+          <w:rtl w:val="0"/>
+        </w:rPr>
+        <w:t xml:space="preserve">None</w:t>
+      </w:r>
+      <w:r>
+        <w:rPr>
+          <w:rtl w:val="0"/>
+        </w:rPr>
+      </w:r>
+    </w:p>
+    <w:p>
+      <w:pPr>
+        <w:spacing w:after="0" w:line="240" w:lineRule="auto"/>
+        <w:rPr>
+          <w:b w:val="1"/>
+          <w:bCs w:val="1"/>
+          <w:sz w:val="24"/>
+          <w:szCs w:val="24"/>
+        </w:rPr>
+      </w:pPr>
+      <w:r>
+        <w:rPr>
+          <w:b w:val="1"/>
+          <w:bCs w:val="1"/>
+          <w:sz w:val="24"/>
+          <w:szCs w:val="24"/>
+          <w:rtl w:val="0"/>
+        </w:rPr>
+        <w:t xml:space="preserve">(d) Non-peer-reviewed original articles</w:t>
+      </w:r>
+    </w:p>
+    <w:p>
+      <w:pPr>
+        <w:spacing w:after="0" w:line="240" w:lineRule="auto"/>
         <w:rPr>
           <w:i w:val="1"/>
           <w:iCs w:val="1"/>
           <w:sz w:val="24"/>
           <w:szCs w:val="24"/>
-          <w:rtl w:val="0"/>
-        </w:rPr>
-        <w:t xml:space="preserve">None</w:t>
-      </w:r>
-      <w:r>
-        <w:rPr>
-          <w:rtl w:val="0"/>
-        </w:rPr>
-      </w:r>
-    </w:p>
-    <w:p>
-      <w:pPr>
-        <w:spacing w:after="0" w:line="240" w:lineRule="auto"/>
-        <w:rPr>
-          <w:b w:val="1"/>
-          <w:bCs w:val="1"/>
-          <w:sz w:val="24"/>
-          <w:szCs w:val="24"/>
-        </w:rPr>
-      </w:pPr>
-      <w:r>
-        <w:rPr>
-          <w:rtl w:val="0"/>
-        </w:rPr>
-      </w:r>
-    </w:p>
-    <w:p>
-      <w:pPr>
-        <w:spacing w:after="0" w:line="240" w:lineRule="auto"/>
-        <w:rPr>
-          <w:b w:val="1"/>
-          <w:bCs w:val="1"/>
-          <w:sz w:val="24"/>
-          <w:szCs w:val="24"/>
-        </w:rPr>
-      </w:pPr>
-      <w:r>
-        <w:rPr>
-          <w:b w:val="1"/>
-          <w:bCs w:val="1"/>
-          <w:sz w:val="24"/>
-          <w:szCs w:val="24"/>
-          <w:rtl w:val="0"/>
-        </w:rPr>
-        <w:t xml:space="preserve">(d) Non-peer-reviewed original articles</w:t>
-      </w:r>
-    </w:p>
-    <w:p>
-      <w:pPr>
-        <w:spacing w:after="0" w:line="240" w:lineRule="auto"/>
+        </w:rPr>
+      </w:pPr>
+      <w:r>
         <w:rPr>
           <w:i w:val="1"/>
           <w:iCs w:val="1"/>
           <w:sz w:val="24"/>
           <w:szCs w:val="24"/>
-        </w:rPr>
-      </w:pPr>
-      <w:r>
+          <w:rtl w:val="0"/>
+        </w:rPr>
+        <w:t xml:space="preserve">None</w:t>
+      </w:r>
+    </w:p>
+    <w:p>
+      <w:pPr>
+        <w:spacing w:after="0" w:line="240" w:lineRule="auto"/>
+        <w:rPr>
+          <w:b w:val="1"/>
+          <w:bCs w:val="1"/>
+          <w:sz w:val="24"/>
+          <w:szCs w:val="24"/>
+        </w:rPr>
+      </w:pPr>
+      <w:r>
+        <w:rPr>
+          <w:b w:val="1"/>
+          <w:bCs w:val="1"/>
+          <w:sz w:val="24"/>
+          <w:szCs w:val="24"/>
+          <w:rtl w:val="0"/>
+        </w:rPr>
+        <w:t xml:space="preserve">(e) Books</w:t>
+      </w:r>
+    </w:p>
+    <w:p>
+      <w:pPr>
+        <w:spacing w:after="0" w:line="240" w:lineRule="auto"/>
         <w:rPr>
           <w:i w:val="1"/>
           <w:iCs w:val="1"/>
           <w:sz w:val="24"/>
           <w:szCs w:val="24"/>
-          <w:rtl w:val="0"/>
-        </w:rPr>
-        <w:t xml:space="preserve">None</w:t>
-      </w:r>
-    </w:p>
-    <w:p>
-      <w:pPr>
-        <w:spacing w:after="0" w:line="240" w:lineRule="auto"/>
+        </w:rPr>
+      </w:pPr>
+      <w:r>
         <w:rPr>
           <w:i w:val="1"/>
           <w:iCs w:val="1"/>
           <w:sz w:val="24"/>
           <w:szCs w:val="24"/>
-        </w:rPr>
-      </w:pPr>
-      <w:r>
-        <w:rPr>
-          <w:rtl w:val="0"/>
-        </w:rPr>
-      </w:r>
-    </w:p>
-    <w:p>
-      <w:pPr>
-        <w:spacing w:after="0" w:line="240" w:lineRule="auto"/>
-        <w:rPr>
-          <w:b w:val="1"/>
-          <w:bCs w:val="1"/>
-          <w:sz w:val="24"/>
-          <w:szCs w:val="24"/>
-        </w:rPr>
-      </w:pPr>
-      <w:r>
-        <w:rPr>
-          <w:b w:val="1"/>
-          <w:bCs w:val="1"/>
-          <w:sz w:val="24"/>
-          <w:szCs w:val="24"/>
-          <w:rtl w:val="0"/>
-        </w:rPr>
-        <w:t xml:space="preserve">(e) Books</w:t>
+          <w:rtl w:val="0"/>
+        </w:rPr>
+        <w:t xml:space="preserve">None</w:t>
       </w:r>
     </w:p>
     <w:p>
@@ -2313,197 +2286,176 @@
       </w:pPr>
       <w:r>
         <w:rPr>
-          <w:i w:val="1"/>
-          <w:iCs w:val="1"/>
-          <w:sz w:val="24"/>
-          <w:szCs w:val="24"/>
-          <w:rtl w:val="0"/>
-        </w:rPr>
-        <w:t xml:space="preserve">None</w:t>
-      </w:r>
-    </w:p>
-    <w:p>
-      <w:pPr>
-        <w:spacing w:after="0" w:line="240" w:lineRule="auto"/>
-        <w:rPr>
-          <w:i w:val="1"/>
-          <w:iCs w:val="1"/>
-          <w:sz w:val="24"/>
-          <w:szCs w:val="24"/>
-        </w:rPr>
-      </w:pPr>
-      <w:r>
-        <w:rPr>
-          <w:rtl w:val="0"/>
-        </w:rPr>
-      </w:r>
-    </w:p>
-    <w:p>
-      <w:pPr>
-        <w:spacing w:after="0" w:line="240" w:lineRule="auto"/>
-        <w:rPr>
-          <w:b w:val="1"/>
-          <w:bCs w:val="1"/>
-          <w:sz w:val="24"/>
-          <w:szCs w:val="24"/>
-        </w:rPr>
-      </w:pPr>
-      <w:r>
-        <w:rPr>
-          <w:b w:val="1"/>
-          <w:bCs w:val="1"/>
-          <w:sz w:val="24"/>
-          <w:szCs w:val="24"/>
-          <w:rtl w:val="0"/>
-        </w:rPr>
-        <w:t xml:space="preserve">(e) Book chapters</w:t>
-      </w:r>
-    </w:p>
-    <w:p>
-      <w:pPr>
-        <w:spacing w:after="0" w:line="240" w:lineRule="auto"/>
-        <w:rPr>
-          <w:sz w:val="24"/>
-          <w:szCs w:val="24"/>
-        </w:rPr>
-      </w:pPr>
-      <w:r>
-        <w:rPr>
-          <w:sz w:val="24"/>
-          <w:szCs w:val="24"/>
-          <w:rtl w:val="0"/>
-        </w:rPr>
-        <w:t xml:space="preserve">Meirowitz N, Sharma R, Rausch, AC. Antenatal care for postbariatric women, in Mahmood T, Arulkumaran S &amp; Chervenak FA (2nd ed) Obesity and Obstetrics. pp 105-115</w:t>
-      </w:r>
-    </w:p>
-    <w:p>
-      <w:pPr>
-        <w:spacing w:after="0" w:line="240" w:lineRule="auto"/>
-        <w:rPr>
-          <w:sz w:val="24"/>
-          <w:szCs w:val="24"/>
-        </w:rPr>
-      </w:pPr>
-      <w:r>
-        <w:rPr>
-          <w:rtl w:val="0"/>
-        </w:rPr>
-      </w:r>
-    </w:p>
-    <w:p>
-      <w:pPr>
-        <w:spacing w:after="0" w:line="240" w:lineRule="auto"/>
-        <w:rPr>
-          <w:sz w:val="24"/>
-          <w:szCs w:val="24"/>
-        </w:rPr>
-      </w:pPr>
-      <w:r>
-        <w:rPr>
-          <w:sz w:val="24"/>
-          <w:szCs w:val="24"/>
-          <w:rtl w:val="0"/>
-        </w:rPr>
-        <w:t xml:space="preserve">Rausch AC, Longman RE. CHARGE Syndrome, in Copel J, D’Alton ME, Feltovich H, et al. Obstetric Imaging: Fetal Diagnosis and Care, 3rd Ed.</w:t>
-      </w:r>
-    </w:p>
-    <w:p>
-      <w:pPr>
-        <w:spacing w:after="0" w:line="240" w:lineRule="auto"/>
-        <w:rPr>
-          <w:sz w:val="24"/>
-          <w:szCs w:val="24"/>
-        </w:rPr>
-      </w:pPr>
-      <w:r>
-        <w:rPr>
-          <w:rtl w:val="0"/>
-        </w:rPr>
-      </w:r>
-    </w:p>
-    <w:p>
-      <w:pPr>
-        <w:spacing w:after="0" w:line="240" w:lineRule="auto"/>
-        <w:rPr>
-          <w:sz w:val="24"/>
-          <w:szCs w:val="24"/>
-        </w:rPr>
-      </w:pPr>
-      <w:r>
-        <w:rPr>
-          <w:sz w:val="24"/>
-          <w:szCs w:val="24"/>
-          <w:rtl w:val="0"/>
-        </w:rPr>
-        <w:t xml:space="preserve">Rausch AC, Longman RE. Klippel-Trenaunay-Weber Syndrome, in Copel J, D’Alton ME, Feltovich H, et al. Obstetric Imaging: Fetal Diagnosis and Care, 3rd Ed.</w:t>
-      </w:r>
-    </w:p>
-    <w:p>
-      <w:pPr>
-        <w:spacing w:after="0" w:line="240" w:lineRule="auto"/>
-        <w:rPr>
-          <w:sz w:val="24"/>
-          <w:szCs w:val="24"/>
-        </w:rPr>
-      </w:pPr>
-      <w:r>
-        <w:rPr>
-          <w:rtl w:val="0"/>
-        </w:rPr>
-      </w:r>
-    </w:p>
-    <w:p>
-      <w:pPr>
-        <w:spacing w:after="0" w:line="240" w:lineRule="auto"/>
-        <w:rPr>
-          <w:sz w:val="24"/>
-          <w:szCs w:val="24"/>
-        </w:rPr>
-      </w:pPr>
-      <w:r>
-        <w:rPr>
-          <w:sz w:val="24"/>
-          <w:szCs w:val="24"/>
-          <w:rtl w:val="0"/>
-        </w:rPr>
-        <w:t xml:space="preserve">Rausch AC, Longman RE. Neu-Laxova Syndrome, in Copel J, D’Alton ME, Feltovich H, et al. Obstetric Imaging: Fetal Diagnosis and Care, 3rd Ed.</w:t>
-      </w:r>
-    </w:p>
-    <w:p>
-      <w:pPr>
-        <w:spacing w:after="0" w:line="240" w:lineRule="auto"/>
-        <w:rPr>
-          <w:b w:val="1"/>
-          <w:bCs w:val="1"/>
-          <w:sz w:val="24"/>
-          <w:szCs w:val="24"/>
-        </w:rPr>
-      </w:pPr>
-      <w:r>
-        <w:rPr>
-          <w:rtl w:val="0"/>
-        </w:rPr>
-      </w:r>
-    </w:p>
-    <w:p>
-      <w:pPr>
-        <w:spacing w:after="0" w:line="240" w:lineRule="auto"/>
-        <w:rPr>
-          <w:b w:val="1"/>
-          <w:bCs w:val="1"/>
-          <w:sz w:val="24"/>
-          <w:szCs w:val="24"/>
-        </w:rPr>
-      </w:pPr>
-      <w:r>
-        <w:rPr>
-          <w:b w:val="1"/>
-          <w:bCs w:val="1"/>
-          <w:sz w:val="24"/>
-          <w:szCs w:val="24"/>
-          <w:rtl w:val="0"/>
-        </w:rPr>
-        <w:t xml:space="preserve">(f) Other works</w:t>
+          <w:rtl w:val="0"/>
+        </w:rPr>
+      </w:r>
+    </w:p>
+    <w:p>
+      <w:pPr>
+        <w:spacing w:after="0" w:line="240" w:lineRule="auto"/>
+        <w:rPr>
+          <w:b w:val="1"/>
+          <w:bCs w:val="1"/>
+          <w:sz w:val="24"/>
+          <w:szCs w:val="24"/>
+        </w:rPr>
+      </w:pPr>
+      <w:r>
+        <w:rPr>
+          <w:b w:val="1"/>
+          <w:bCs w:val="1"/>
+          <w:sz w:val="24"/>
+          <w:szCs w:val="24"/>
+          <w:rtl w:val="0"/>
+        </w:rPr>
+        <w:t>(f) Book chapters</w:t>
+      </w:r>
+    </w:p>
+    <w:p>
+      <w:pPr>
+        <w:spacing w:after="0" w:line="240" w:lineRule="auto"/>
+        <w:rPr>
+          <w:sz w:val="24"/>
+          <w:szCs w:val="24"/>
+        </w:rPr>
+      </w:pPr>
+      <w:r>
+        <w:rPr>
+          <w:sz w:val="24"/>
+          <w:szCs w:val="24"/>
+          <w:rtl w:val="0"/>
+        </w:rPr>
+        <w:t>Meirowitz N, Sharma R, Rausch AC. Antenatal care for postbariatric women, in Mahmood T, Arulkumaran S &amp; Chervenak FA (2nd ed) Obesity and Obstetrics. pp 105-115. 2020</w:t>
+      </w:r>
+    </w:p>
+    <w:p>
+      <w:pPr>
+        <w:spacing w:after="0" w:line="240" w:lineRule="auto"/>
+        <w:rPr>
+          <w:sz w:val="24"/>
+          <w:szCs w:val="24"/>
+        </w:rPr>
+      </w:pPr>
+      <w:r>
+        <w:rPr>
+          <w:rtl w:val="0"/>
+        </w:rPr>
+      </w:r>
+    </w:p>
+    <w:p>
+      <w:pPr>
+        <w:spacing w:after="0" w:line="240" w:lineRule="auto"/>
+        <w:rPr>
+          <w:sz w:val="24"/>
+          <w:szCs w:val="24"/>
+        </w:rPr>
+      </w:pPr>
+      <w:r>
+        <w:rPr>
+          <w:sz w:val="24"/>
+          <w:szCs w:val="24"/>
+          <w:rtl w:val="0"/>
+        </w:rPr>
+        <w:t>Rausch AC, Longman RE. CHARGE Syndrome, in Copel J, D’Alton ME, Feltovich H, et al. Obstetric Imaging: Fetal Diagnosis and Care, 3rd Ed. In press.</w:t>
+      </w:r>
+    </w:p>
+    <w:p>
+      <w:pPr>
+        <w:spacing w:after="0" w:line="240" w:lineRule="auto"/>
+        <w:rPr>
+          <w:sz w:val="24"/>
+          <w:szCs w:val="24"/>
+        </w:rPr>
+      </w:pPr>
+      <w:r>
+        <w:rPr>
+          <w:rtl w:val="0"/>
+        </w:rPr>
+      </w:r>
+    </w:p>
+    <w:p>
+      <w:pPr>
+        <w:spacing w:after="0" w:line="240" w:lineRule="auto"/>
+        <w:rPr>
+          <w:sz w:val="24"/>
+          <w:szCs w:val="24"/>
+        </w:rPr>
+      </w:pPr>
+      <w:r>
+        <w:rPr>
+          <w:sz w:val="24"/>
+          <w:szCs w:val="24"/>
+          <w:rtl w:val="0"/>
+        </w:rPr>
+        <w:t>Rausch AC, Longman RE. Klippel-Trenaunay-Weber Syndrome, in Copel J, D’Alton ME, Feltovich H, et al. Obstetric Imaging: Fetal Diagnosis and Care, 3rd Ed. In press.</w:t>
+      </w:r>
+    </w:p>
+    <w:p>
+      <w:pPr>
+        <w:spacing w:after="0" w:line="240" w:lineRule="auto"/>
+        <w:rPr>
+          <w:sz w:val="24"/>
+          <w:szCs w:val="24"/>
+        </w:rPr>
+      </w:pPr>
+      <w:r>
+        <w:rPr>
+          <w:rtl w:val="0"/>
+        </w:rPr>
+      </w:r>
+    </w:p>
+    <w:p>
+      <w:pPr>
+        <w:spacing w:after="0" w:line="240" w:lineRule="auto"/>
+        <w:rPr>
+          <w:sz w:val="24"/>
+          <w:szCs w:val="24"/>
+        </w:rPr>
+      </w:pPr>
+      <w:r>
+        <w:rPr>
+          <w:sz w:val="24"/>
+          <w:szCs w:val="24"/>
+          <w:rtl w:val="0"/>
+        </w:rPr>
+        <w:t>Rausch AC, Longman RE. Neu-Laxova Syndrome, in Copel J, D’Alton ME, Feltovich H, et al. Obstetric Imaging: Fetal Diagnosis and Care, 3rd Ed. In press.</w:t>
+      </w:r>
+    </w:p>
+    <w:p>
+      <w:pPr>
+        <w:spacing w:after="0" w:line="240" w:lineRule="auto"/>
+        <w:rPr>
+          <w:b w:val="1"/>
+          <w:bCs w:val="1"/>
+          <w:sz w:val="24"/>
+          <w:szCs w:val="24"/>
+        </w:rPr>
+      </w:pPr>
+      <w:r>
+        <w:rPr>
+          <w:rtl w:val="0"/>
+        </w:rPr>
+      </w:r>
+    </w:p>
+    <w:p>
+      <w:pPr>
+        <w:spacing w:after="0" w:line="240" w:lineRule="auto"/>
+        <w:rPr>
+          <w:b w:val="1"/>
+          <w:bCs w:val="1"/>
+          <w:sz w:val="24"/>
+          <w:szCs w:val="24"/>
+        </w:rPr>
+      </w:pPr>
+      <w:r>
+        <w:rPr>
+          <w:b w:val="1"/>
+          <w:bCs w:val="1"/>
+          <w:sz w:val="24"/>
+          <w:szCs w:val="24"/>
+          <w:rtl w:val="0"/>
+        </w:rPr>
+        <w:t>(g) Other works</w:t>
       </w:r>
     </w:p>
     <w:p>
@@ -2665,7 +2617,7 @@
           <w:szCs w:val="24"/>
           <w:rtl w:val="0"/>
         </w:rPr>
-        <w:t xml:space="preserve">(g) Clinical trials ongoing, unpublished</w:t>
+        <w:t>(h) Clinical trials ongoing, unpublished</w:t>
       </w:r>
     </w:p>
     <w:p>
@@ -2748,7 +2700,7 @@
           <w:szCs w:val="24"/>
           <w:rtl w:val="0"/>
         </w:rPr>
-        <w:t xml:space="preserve">(h) Works in review, preparation, etc.</w:t>
+        <w:t>(i) Works in review, preparation, etc.</w:t>
       </w:r>
       <w:r>
         <w:rPr>

--- a/Andrew_Rausch_CV.docx
+++ b/Andrew_Rausch_CV.docx
@@ -953,6 +953,38 @@
     </w:p>
     <w:p>
       <w:pPr>
+        <w:spacing w:after="0"/>
+        <w:ind w:left="1440"/>
+      </w:pPr>
+      <w:r>
+        <w:rPr>
+          <w:b/>
+          <w:sz w:val="24"/>
+        </w:rPr>
+        <w:t>TEACHING ACTIVITIES [TBC]</w:t>
+      </w:r>
+    </w:p>
+    <w:p>
+      <w:pPr>
+        <w:spacing w:after="0"/>
+        <w:ind w:left="1440"/>
+      </w:pPr>
+      <w:r>
+        <w:rPr>
+          <w:i/>
+          <w:sz w:val="24"/>
+        </w:rPr>
+        <w:t>[TBC] Enumerate recurring didactics and lectures (resident / fellow / medical-student) and simulation sessions — to be completed; consolidate with Invited Talks so each talk appears once with co-presenters.</w:t>
+      </w:r>
+    </w:p>
+    <w:p>
+      <w:pPr>
+        <w:spacing w:after="0"/>
+        <w:ind w:left="1440"/>
+      </w:pPr>
+    </w:p>
+    <w:p>
+      <w:pPr>
         <w:spacing w:after="0" w:line="240" w:lineRule="auto"/>
         <w:ind w:left="1440"/>
         <w:rPr>
@@ -1018,6 +1050,19 @@
     </w:p>
     <w:p>
       <w:pPr>
+        <w:spacing w:after="0"/>
+        <w:ind w:left="1440"/>
+      </w:pPr>
+      <w:r>
+        <w:rPr>
+          <w:i/>
+          <w:sz w:val="24"/>
+        </w:rPr>
+        <w:t>[TBC] Upcoming: MFM Lead, Cancer in Pregnancy Center, University of Chicago (not yet started).</w:t>
+      </w:r>
+    </w:p>
+    <w:p>
+      <w:pPr>
         <w:spacing w:after="0" w:line="240" w:lineRule="auto"/>
         <w:ind w:left="1440"/>
         <w:rPr>
@@ -1071,6 +1116,52 @@
           <w:szCs w:val="24"/>
           <w:rtl w:val="0"/>
         </w:rPr>
+        <w:t>2026-present</w:t>
+      </w:r>
+      <w:r>
+        <w:rPr>
+          <w:rtl w:val="0"/>
+        </w:rPr>
+        <w:tab/>
+      </w:r>
+      <w:r>
+        <w:rPr>
+          <w:sz w:val="24"/>
+          <w:szCs w:val="24"/>
+          <w:rtl w:val="0"/>
+        </w:rPr>
+        <w:t>Associate Program Director, MFM Fellowship, University of Chicago</w:t>
+      </w:r>
+    </w:p>
+    <w:p>
+      <w:pPr>
+        <w:spacing w:after="0"/>
+        <w:ind w:left="1440"/>
+      </w:pPr>
+      <w:r>
+        <w:rPr>
+          <w:sz w:val="24"/>
+        </w:rPr>
+        <w:t>2022-2026</w:t>
+        <w:tab/>
+        <w:t>Site Director, MFM Fellowship, University of Chicago</w:t>
+      </w:r>
+    </w:p>
+    <w:p>
+      <w:pPr>
+        <w:spacing w:after="0" w:line="240" w:lineRule="auto"/>
+        <w:ind w:left="1440"/>
+        <w:rPr>
+          <w:sz w:val="24"/>
+          <w:szCs w:val="24"/>
+        </w:rPr>
+      </w:pPr>
+      <w:r>
+        <w:rPr>
+          <w:sz w:val="24"/>
+          <w:szCs w:val="24"/>
+          <w:rtl w:val="0"/>
+        </w:rPr>
         <w:t xml:space="preserve">2022-present</w:t>
       </w:r>
       <w:r>
@@ -1085,38 +1176,6 @@
           <w:szCs w:val="24"/>
           <w:rtl w:val="0"/>
         </w:rPr>
-        <w:t>Associate Program Director, MFM Fellowship, University of Chicago</w:t>
-      </w:r>
-    </w:p>
-    <w:p>
-      <w:pPr>
-        <w:spacing w:after="0" w:line="240" w:lineRule="auto"/>
-        <w:ind w:left="1440"/>
-        <w:rPr>
-          <w:sz w:val="24"/>
-          <w:szCs w:val="24"/>
-        </w:rPr>
-      </w:pPr>
-      <w:r>
-        <w:rPr>
-          <w:sz w:val="24"/>
-          <w:szCs w:val="24"/>
-          <w:rtl w:val="0"/>
-        </w:rPr>
-        <w:t xml:space="preserve">2022-present</w:t>
-      </w:r>
-      <w:r>
-        <w:rPr>
-          <w:rtl w:val="0"/>
-        </w:rPr>
-        <w:tab/>
-      </w:r>
-      <w:r>
-        <w:rPr>
-          <w:sz w:val="24"/>
-          <w:szCs w:val="24"/>
-          <w:rtl w:val="0"/>
-        </w:rPr>
         <w:t xml:space="preserve">Med Ed Champion (MFM), OB/Gyn residency, University of Chicago</w:t>
       </w:r>
     </w:p>
@@ -1273,6 +1332,38 @@
           <w:rtl w:val="0"/>
         </w:rPr>
       </w:r>
+    </w:p>
+    <w:p>
+      <w:pPr>
+        <w:spacing w:after="0"/>
+        <w:ind w:left="1440"/>
+      </w:pPr>
+      <w:r>
+        <w:rPr>
+          <w:b/>
+          <w:sz w:val="24"/>
+        </w:rPr>
+        <w:t>CLINICAL ACTIVITIES &amp; PROGRAM DEVELOPMENT [TBC]</w:t>
+      </w:r>
+    </w:p>
+    <w:p>
+      <w:pPr>
+        <w:spacing w:after="0"/>
+        <w:ind w:left="1440"/>
+      </w:pPr>
+      <w:r>
+        <w:rPr>
+          <w:i/>
+          <w:sz w:val="24"/>
+        </w:rPr>
+        <w:t>[TBC] Official program-development activities as Director of Ultrasound — to be completed (first-trimester / early-anatomy program + AIUM accreditation; targeted transabdominal &amp; transvaginal neurosonography; diagnostic &amp; dye amnioinfusion protocols; Ingalls Memorial expansion / transfer from Radiology; scan-volume metrics). Confirm official program names.</w:t>
+      </w:r>
+    </w:p>
+    <w:p>
+      <w:pPr>
+        <w:spacing w:after="0"/>
+        <w:ind w:left="1440"/>
+      </w:pPr>
     </w:p>
     <w:p>
       <w:pPr>
@@ -2473,6 +2564,18 @@
           <w:rtl w:val="0"/>
         </w:rPr>
         <w:t xml:space="preserve">Rausch AC, Segal O, Speicher A, Dimijian D, Rochelson B. Fetal weight estimation using neural networks. 2020 AIUM Annual Meeting. – Invited for oral presentation but not given due to COVID-19 related cancellation.</w:t>
+      </w:r>
+    </w:p>
+    <w:p>
+      <w:pPr>
+        <w:spacing w:after="0"/>
+      </w:pPr>
+      <w:r>
+        <w:rPr>
+          <w:i/>
+          <w:sz w:val="24"/>
+        </w:rPr>
+        <w:t>[TBC] Enumerate all national-meeting abstracts — ISUOG, APGO (simulation), ACOG, SMFM (authors, title, meeting, year, oral / poster).</w:t>
       </w:r>
     </w:p>
     <w:p>
@@ -2670,6 +2773,18 @@
     </w:p>
     <w:p>
       <w:pPr>
+        <w:spacing w:after="0"/>
+      </w:pPr>
+      <w:r>
+        <w:rPr>
+          <w:i/>
+          <w:sz w:val="24"/>
+        </w:rPr>
+        <w:t>[TBC] Add: NATAL study — co-investigator (unfunded; confirm official title / PI); INCIP registry (planned); confirm GOOD (Gastroschisis) registry entry above.</w:t>
+      </w:r>
+    </w:p>
+    <w:p>
+      <w:pPr>
         <w:spacing w:after="0" w:line="240" w:lineRule="auto"/>
         <w:rPr>
           <w:i w:val="1"/>
@@ -2723,6 +2838,18 @@
           <w:rtl w:val="0"/>
         </w:rPr>
         <w:t>None</w:t>
+      </w:r>
+    </w:p>
+    <w:p>
+      <w:pPr>
+        <w:spacing w:after="0"/>
+      </w:pPr>
+      <w:r>
+        <w:rPr>
+          <w:i/>
+          <w:sz w:val="24"/>
+        </w:rPr>
+        <w:t>[TBC] In preparation: simulation study (official title / abstract TBD); ultrasound curriculum abstract (APGO, senior author).</w:t>
       </w:r>
     </w:p>
     <w:sectPr>

--- a/Andrew_Rausch_CV.docx
+++ b/Andrew_Rausch_CV.docx
@@ -1704,6 +1704,51 @@
           <w:rtl w:val="0"/>
         </w:rPr>
       </w:r>
+    </w:p>
+    <w:p>
+      <w:pPr>
+        <w:spacing w:after="0"/>
+        <w:ind w:left="1440"/>
+      </w:pPr>
+      <w:r>
+        <w:rPr>
+          <w:b/>
+          <w:sz w:val="24"/>
+        </w:rPr>
+        <w:t>GRANTS &amp; RESEARCH SUPPORT [TBC]</w:t>
+      </w:r>
+    </w:p>
+    <w:p>
+      <w:pPr>
+        <w:spacing w:after="0"/>
+        <w:ind w:left="1440"/>
+      </w:pPr>
+      <w:r>
+        <w:rPr>
+          <w:i/>
+          <w:sz w:val="24"/>
+        </w:rPr>
+        <w:t>[TBC] Anticipated: Co-Principal Investigator, R01 (0.1 FTE) — multimodal ovarian cancer characterization (MRI, ultrasound, proteomics, EHR) for differentiation, prognosis, and diagnosis of recurrence. Add status (submitted / scored / awarded), grant number, and contact PI.</w:t>
+      </w:r>
+    </w:p>
+    <w:p>
+      <w:pPr>
+        <w:spacing w:after="0"/>
+        <w:ind w:left="1440"/>
+      </w:pPr>
+      <w:r>
+        <w:rPr>
+          <w:i/>
+          <w:sz w:val="24"/>
+        </w:rPr>
+        <w:t>[TBC] Industry research collaborations — two collaborations with GE HealthCare providing in-kind ultrasound equipment (two loaner systems) to the unit. Add official agreement names/dates; verify consistency with institutional COI disclosure.</w:t>
+      </w:r>
+    </w:p>
+    <w:p>
+      <w:pPr>
+        <w:spacing w:after="0"/>
+        <w:ind w:left="1440"/>
+      </w:pPr>
     </w:p>
     <w:p>
       <w:pPr>

--- a/Andrew_Rausch_CV.docx
+++ b/Andrew_Rausch_CV.docx
@@ -266,7 +266,7 @@
     <w:p>
       <w:pPr>
         <w:spacing w:after="0" w:line="240" w:lineRule="auto"/>
-        <w:ind w:left="1440"/>
+        <w:ind/>
         <w:rPr>
           <w:b w:val="1"/>
           <w:bCs w:val="1"/>
@@ -383,7 +383,7 @@
     <w:p>
       <w:pPr>
         <w:spacing w:after="0" w:line="240" w:lineRule="auto"/>
-        <w:ind w:left="1440"/>
+        <w:ind/>
         <w:rPr>
           <w:b w:val="1"/>
           <w:bCs w:val="1"/>
@@ -954,14 +954,14 @@
     <w:p>
       <w:pPr>
         <w:spacing w:after="0"/>
-        <w:ind w:left="1440"/>
+        <w:ind/>
       </w:pPr>
       <w:r>
         <w:rPr>
           <w:b/>
           <w:sz w:val="24"/>
         </w:rPr>
-        <w:t>TEACHING ACTIVITIES [TBC]</w:t>
+        <w:t>TEACHING ACTIVITIES</w:t>
       </w:r>
     </w:p>
     <w:p>
@@ -971,10 +971,62 @@
       </w:pPr>
       <w:r>
         <w:rPr>
-          <w:i/>
-          <w:sz w:val="24"/>
-        </w:rPr>
-        <w:t>[TBC] Enumerate recurring didactics and lectures (resident / fellow / medical-student) and simulation sessions — to be completed; consolidate with Invited Talks so each talk appears once with co-presenters.</w:t>
+          <w:b w:val="0"/>
+          <w:sz w:val="24"/>
+        </w:rPr>
+        <w:t>Ob/Gyn Residency, University of Chicago — annual didactics</w:t>
+      </w:r>
+    </w:p>
+    <w:p>
+      <w:pPr>
+        <w:spacing w:after="0"/>
+        <w:ind w:left="2880"/>
+      </w:pPr>
+      <w:r>
+        <w:rPr>
+          <w:b w:val="0"/>
+          <w:sz w:val="24"/>
+        </w:rPr>
+        <w:t>Embryology and Teratology</w:t>
+      </w:r>
+    </w:p>
+    <w:p>
+      <w:pPr>
+        <w:spacing w:after="0"/>
+        <w:ind w:left="2880"/>
+      </w:pPr>
+      <w:r>
+        <w:rPr>
+          <w:b w:val="0"/>
+          <w:sz w:val="24"/>
+        </w:rPr>
+        <w:t>Preterm Birth: Diagnosis and Prevention</w:t>
+      </w:r>
+    </w:p>
+    <w:p>
+      <w:pPr>
+        <w:spacing w:after="0"/>
+        <w:ind w:left="2880"/>
+      </w:pPr>
+      <w:r>
+        <w:rPr>
+          <w:b w:val="0"/>
+          <w:sz w:val="24"/>
+        </w:rPr>
+        <w:t>Fetal Growth Restriction and Antenatal Monitoring</w:t>
+      </w:r>
+    </w:p>
+    <w:p>
+      <w:pPr>
+        <w:spacing w:after="0"/>
+        <w:ind w:left="2880"/>
+      </w:pPr>
+      <w:r>
+        <w:rPr>
+          <w:b w:val="0"/>
+          <w:sz w:val="24"/>
+        </w:rPr>
+        <w:t>Alloimmunization</w:t>
       </w:r>
     </w:p>
     <w:p>
@@ -982,11 +1034,115 @@
         <w:spacing w:after="0"/>
         <w:ind w:left="1440"/>
       </w:pPr>
-    </w:p>
-    <w:p>
-      <w:pPr>
-        <w:spacing w:after="0" w:line="240" w:lineRule="auto"/>
+      <w:r>
+        <w:rPr>
+          <w:b w:val="0"/>
+          <w:sz w:val="24"/>
+        </w:rPr>
+        <w:t>Maternal-Fetal Medicine Fellowship, University of Chicago — annual didactics</w:t>
+      </w:r>
+    </w:p>
+    <w:p>
+      <w:pPr>
+        <w:spacing w:after="0"/>
+        <w:ind w:left="2880"/>
+      </w:pPr>
+      <w:r>
+        <w:rPr>
+          <w:b w:val="0"/>
+          <w:sz w:val="24"/>
+        </w:rPr>
+        <w:t>Ultrasound Basics</w:t>
+      </w:r>
+    </w:p>
+    <w:p>
+      <w:pPr>
+        <w:spacing w:after="0"/>
+        <w:ind w:left="2880"/>
+      </w:pPr>
+      <w:r>
+        <w:rPr>
+          <w:b w:val="0"/>
+          <w:sz w:val="24"/>
+        </w:rPr>
+        <w:t>Fetal CNS Ultrasound</w:t>
+      </w:r>
+    </w:p>
+    <w:p>
+      <w:pPr>
+        <w:spacing w:after="0"/>
+        <w:ind w:left="2880"/>
+      </w:pPr>
+      <w:r>
+        <w:rPr>
+          <w:b w:val="0"/>
+          <w:sz w:val="24"/>
+        </w:rPr>
+        <w:t>Pulse Wave Doppler in Fetal Ultrasound</w:t>
+      </w:r>
+    </w:p>
+    <w:p>
+      <w:pPr>
+        <w:spacing w:after="0"/>
+        <w:ind w:left="2880"/>
+      </w:pPr>
+      <w:r>
+        <w:rPr>
+          <w:b w:val="0"/>
+          <w:sz w:val="24"/>
+        </w:rPr>
+        <w:t>First Trimester Detailed Anatomy</w:t>
+      </w:r>
+    </w:p>
+    <w:p>
+      <w:pPr>
+        <w:spacing w:after="0"/>
+        <w:ind w:left="2880"/>
+      </w:pPr>
+      <w:r>
+        <w:rPr>
+          <w:b w:val="0"/>
+          <w:sz w:val="24"/>
+        </w:rPr>
+        <w:t>Fundamentals of Needle Guided Intervention (FUNGI) simulation</w:t>
+      </w:r>
+    </w:p>
+    <w:p>
+      <w:pPr>
+        <w:spacing w:after="0"/>
         <w:ind w:left="1440"/>
+      </w:pPr>
+      <w:r>
+        <w:rPr>
+          <w:b w:val="0"/>
+          <w:sz w:val="24"/>
+        </w:rPr>
+        <w:t>Neonatology Fellowship, University of Chicago — didactics</w:t>
+      </w:r>
+    </w:p>
+    <w:p>
+      <w:pPr>
+        <w:spacing w:after="0"/>
+        <w:ind w:left="2880"/>
+      </w:pPr>
+      <w:r>
+        <w:rPr>
+          <w:b w:val="0"/>
+          <w:sz w:val="24"/>
+        </w:rPr>
+        <w:t>Maternal-Fetal Medicine Topics in NICU Care</w:t>
+      </w:r>
+    </w:p>
+    <w:p>
+      <w:pPr>
+        <w:spacing w:after="0"/>
+        <w:ind w:left="1440"/>
+      </w:pPr>
+    </w:p>
+    <w:p>
+      <w:pPr>
+        <w:spacing w:after="0" w:line="240" w:lineRule="auto"/>
+        <w:ind/>
         <w:rPr>
           <w:sz w:val="24"/>
           <w:szCs w:val="24"/>
@@ -1336,14 +1492,14 @@
     <w:p>
       <w:pPr>
         <w:spacing w:after="0"/>
-        <w:ind w:left="1440"/>
+        <w:ind/>
       </w:pPr>
       <w:r>
         <w:rPr>
           <w:b/>
           <w:sz w:val="24"/>
         </w:rPr>
-        <w:t>CLINICAL ACTIVITIES &amp; PROGRAM DEVELOPMENT [TBC]</w:t>
+        <w:t>CLINICAL ACTIVITIES &amp; PROGRAM DEVELOPMENT</w:t>
       </w:r>
     </w:p>
     <w:p>
@@ -1353,10 +1509,64 @@
       </w:pPr>
       <w:r>
         <w:rPr>
-          <w:i/>
-          <w:sz w:val="24"/>
-        </w:rPr>
-        <w:t>[TBC] Official program-development activities as Director of Ultrasound — to be completed (first-trimester / early-anatomy program + AIUM accreditation; targeted transabdominal &amp; transvaginal neurosonography; diagnostic &amp; dye amnioinfusion protocols; Ingalls Memorial expansion / transfer from Radiology; scan-volume metrics). Confirm official program names.</w:t>
+          <w:b w:val="0"/>
+          <w:sz w:val="24"/>
+        </w:rPr>
+        <w:t>2026-present</w:t>
+        <w:tab/>
+        <w:t>Director of Ultrasound, Department of Obstetrics &amp; Gynecology, University of Chicago. Assumed day-to-day operational leadership of the ultrasound unit in January 2026 following the departure of the prior director; formally appointed Director of Ultrasound in February 2026. Unit volume increased 7.3% over the first six months of leadership compared with the preceding six months (22,993 to 24,680 examinations); second-quarter 2026 volume reached 13,109 examinations, a 14.0% increase over the average of the two pre-transition quarters.</w:t>
+      </w:r>
+    </w:p>
+    <w:p>
+      <w:pPr>
+        <w:spacing w:after="0"/>
+        <w:ind w:left="1440"/>
+      </w:pPr>
+      <w:r>
+        <w:rPr>
+          <w:b w:val="0"/>
+          <w:sz w:val="24"/>
+        </w:rPr>
+        <w:t>Program development</w:t>
+      </w:r>
+    </w:p>
+    <w:p>
+      <w:pPr>
+        <w:spacing w:after="0"/>
+        <w:ind w:left="2880"/>
+      </w:pPr>
+      <w:r>
+        <w:rPr>
+          <w:b w:val="0"/>
+          <w:sz w:val="24"/>
+        </w:rPr>
+        <w:t>First-trimester detailed anatomy program, including AIUM practice accreditation</w:t>
+      </w:r>
+    </w:p>
+    <w:p>
+      <w:pPr>
+        <w:spacing w:after="0"/>
+        <w:ind w:left="2880"/>
+      </w:pPr>
+      <w:r>
+        <w:rPr>
+          <w:b w:val="0"/>
+          <w:sz w:val="24"/>
+        </w:rPr>
+        <w:t>Targeted transabdominal and transvaginal fetal neurosonography</w:t>
+      </w:r>
+    </w:p>
+    <w:p>
+      <w:pPr>
+        <w:spacing w:after="0"/>
+        <w:ind w:left="2880"/>
+      </w:pPr>
+      <w:r>
+        <w:rPr>
+          <w:b w:val="0"/>
+          <w:sz w:val="24"/>
+        </w:rPr>
+        <w:t>Expansion of obstetric ultrasound services at Ingalls Memorial Hospital, including transition of obstetric imaging from Radiology</w:t>
       </w:r>
     </w:p>
     <w:p>
@@ -1708,7 +1918,7 @@
     <w:p>
       <w:pPr>
         <w:spacing w:after="0"/>
-        <w:ind w:left="1440"/>
+        <w:ind/>
       </w:pPr>
       <w:r>
         <w:rPr>
@@ -2620,7 +2830,7 @@
           <w:i/>
           <w:sz w:val="24"/>
         </w:rPr>
-        <w:t>[TBC] Enumerate all national-meeting abstracts — ISUOG, APGO (simulation), ACOG, SMFM (authors, title, meeting, year, oral / poster).</w:t>
+        <w:t>[TBC] Add accepted abstracts — SMFM 2026 Global Congress poster (“Relationship between placental efficiency score and adverse neonatal outcomes in pregnancies with fetal growth restriction,” Poster Session 1, 8 Oct 2026, Utrecht): need author list. ABOG Simulation Summit 2026 (Burns LP presenting): need title and author list.</w:t>
       </w:r>
     </w:p>
     <w:p>
@@ -2782,7 +2992,7 @@
           <w:szCs w:val="24"/>
           <w:rtl w:val="0"/>
         </w:rPr>
-        <w:t xml:space="preserve">GOOD - outcomes in Gastroschisis trial</w:t>
+        <w:t>GOOD - outcomes in Gastroschisis trial (on hold)</w:t>
       </w:r>
     </w:p>
     <w:p>
@@ -2822,10 +3032,10 @@
       </w:pPr>
       <w:r>
         <w:rPr>
-          <w:i/>
-          <w:sz w:val="24"/>
-        </w:rPr>
-        <w:t>[TBC] Add: NATAL study — co-investigator (unfunded; confirm official title / PI); INCIP registry (planned); confirm GOOD (Gastroschisis) registry entry above.</w:t>
+          <w:b w:val="0"/>
+          <w:sz w:val="24"/>
+        </w:rPr>
+        <w:t>NATAL study, A Premkumar MD PI - Andrew Rausch, co-I (unfunded)</w:t>
       </w:r>
     </w:p>
     <w:p>
@@ -2883,18 +3093,6 @@
           <w:rtl w:val="0"/>
         </w:rPr>
         <w:t>None</w:t>
-      </w:r>
-    </w:p>
-    <w:p>
-      <w:pPr>
-        <w:spacing w:after="0"/>
-      </w:pPr>
-      <w:r>
-        <w:rPr>
-          <w:i/>
-          <w:sz w:val="24"/>
-        </w:rPr>
-        <w:t>[TBC] In preparation: simulation study (official title / abstract TBD); ultrasound curriculum abstract (APGO, senior author).</w:t>
       </w:r>
     </w:p>
     <w:sectPr>

--- a/Andrew_Rausch_CV.docx
+++ b/Andrew_Rausch_CV.docx
@@ -2827,10 +2827,31 @@
       </w:pPr>
       <w:r>
         <w:rPr>
+          <w:sz w:val="24"/>
+        </w:rPr>
+      </w:r>
+    </w:p>
+    <w:p>
+      <w:pPr>
+        <w:spacing w:after="0"/>
+      </w:pPr>
+      <w:r>
+        <w:rPr>
+          <w:sz w:val="24"/>
+        </w:rPr>
+        <w:t>Boll ME, Chandrasekaran S, Sohail S, Rausch A, Premkumar A. Relationship between placental efficiency score and adverse neonatal outcomes in pregnancies with fetal growth restriction. SMFM 2026 Global Congress, Utrecht, Netherlands. October 2026. Poster presentation.</w:t>
+      </w:r>
+    </w:p>
+    <w:p>
+      <w:pPr>
+        <w:spacing w:after="0"/>
+      </w:pPr>
+      <w:r>
+        <w:rPr>
           <w:i/>
           <w:sz w:val="24"/>
         </w:rPr>
-        <w:t>[TBC] Add accepted abstracts — SMFM 2026 Global Congress poster (“Relationship between placental efficiency score and adverse neonatal outcomes in pregnancies with fetal growth restriction,” Poster Session 1, 8 Oct 2026, Utrecht): need author list. ABOG Simulation Summit 2026 (Burns LP presenting): need title and author list.</w:t>
+        <w:t>[TBC] ABOG Simulation Summit 2026 — Evans C, Rausch AC, Burns LP. Need exact submission title.</w:t>
       </w:r>
     </w:p>
     <w:p>
@@ -2992,37 +3013,6 @@
           <w:szCs w:val="24"/>
           <w:rtl w:val="0"/>
         </w:rPr>
-        <w:t>GOOD - outcomes in Gastroschisis trial (on hold)</w:t>
-      </w:r>
-    </w:p>
-    <w:p>
-      <w:pPr>
-        <w:spacing w:after="0" w:line="240" w:lineRule="auto"/>
-        <w:rPr>
-          <w:sz w:val="24"/>
-          <w:szCs w:val="24"/>
-        </w:rPr>
-      </w:pPr>
-      <w:r>
-        <w:rPr>
-          <w:rtl w:val="0"/>
-        </w:rPr>
-      </w:r>
-    </w:p>
-    <w:p>
-      <w:pPr>
-        <w:spacing w:after="0" w:line="240" w:lineRule="auto"/>
-        <w:rPr>
-          <w:sz w:val="24"/>
-          <w:szCs w:val="24"/>
-        </w:rPr>
-      </w:pPr>
-      <w:r>
-        <w:rPr>
-          <w:sz w:val="24"/>
-          <w:szCs w:val="24"/>
-          <w:rtl w:val="0"/>
-        </w:rPr>
         <w:t xml:space="preserve">Quantitative Ultrasound Biomarkers for Gynecologic and Obstetric Imaging Across the Reproductive Lifespan, Heather Whitney PhD PI - Andrew Rausch, co-I, 0.1 FTE</w:t>
       </w:r>
     </w:p>
@@ -3032,10 +3022,20 @@
       </w:pPr>
       <w:r>
         <w:rPr>
+          <w:sz w:val="24"/>
+        </w:rPr>
+      </w:r>
+    </w:p>
+    <w:p>
+      <w:pPr>
+        <w:spacing w:after="0"/>
+      </w:pPr>
+      <w:r>
+        <w:rPr>
           <w:b w:val="0"/>
           <w:sz w:val="24"/>
         </w:rPr>
-        <w:t>NATAL study, A Premkumar MD PI - Andrew Rausch, co-I (unfunded)</w:t>
+        <w:t>NATAL study, Ashish Premkumar MD PhD PI - Andrew Rausch, co-I (unfunded)</w:t>
       </w:r>
     </w:p>
     <w:p>

--- a/Andrew_Rausch_CV.docx
+++ b/Andrew_Rausch_CV.docx
@@ -2839,7 +2839,7 @@
         <w:rPr>
           <w:sz w:val="24"/>
         </w:rPr>
-        <w:t>Boll ME, Chandrasekaran S, Sohail S, Rausch A, Premkumar A. Relationship between placental efficiency score and adverse neonatal outcomes in pregnancies with fetal growth restriction. SMFM 2026 Global Congress, Utrecht, Netherlands. October 2026. Poster presentation.</w:t>
+        <w:t>Boll ME, Chandrasekaran S, Sohail S, Rausch AC, Premkumar A. Relationship between placental efficiency score and adverse neonatal outcomes in pregnancies with fetal growth restriction. SMFM 2026 Global Congress, Utrecht, Netherlands. October 2026. Poster presentation.</w:t>
       </w:r>
     </w:p>
     <w:p>
@@ -3013,7 +3013,7 @@
           <w:szCs w:val="24"/>
           <w:rtl w:val="0"/>
         </w:rPr>
-        <w:t xml:space="preserve">Quantitative Ultrasound Biomarkers for Gynecologic and Obstetric Imaging Across the Reproductive Lifespan, Heather Whitney PhD PI - Andrew Rausch, co-I, 0.1 FTE</w:t>
+        <w:t>Quantitative Ultrasound Biomarkers for Gynecologic and Obstetric Imaging Across the Reproductive Lifespan, Heather Whitney PhD PI - Andrew C Rausch, co-I, 0.1 FTE</w:t>
       </w:r>
     </w:p>
     <w:p>
@@ -3035,7 +3035,7 @@
           <w:b w:val="0"/>
           <w:sz w:val="24"/>
         </w:rPr>
-        <w:t>NATAL study, Ashish Premkumar MD PhD PI - Andrew Rausch, co-I (unfunded)</w:t>
+        <w:t>NATAL study, Ashish Premkumar MD PhD PI - Andrew C Rausch, co-I (unfunded)</w:t>
       </w:r>
     </w:p>
     <w:p>

--- a/Andrew_Rausch_CV.docx
+++ b/Andrew_Rausch_CV.docx
@@ -971,10 +971,9 @@
       </w:pPr>
       <w:r>
         <w:rPr>
-          <w:b w:val="0"/>
-          <w:sz w:val="24"/>
-        </w:rPr>
-        <w:t>Ob/Gyn Residency, University of Chicago — annual didactics</w:t>
+          <w:sz w:val="24"/>
+        </w:rPr>
+        <w:t>Ob/Gyn Residency, University of Chicago</w:t>
       </w:r>
     </w:p>
     <w:p>
@@ -984,10 +983,9 @@
       </w:pPr>
       <w:r>
         <w:rPr>
-          <w:b w:val="0"/>
-          <w:sz w:val="24"/>
-        </w:rPr>
-        <w:t>Embryology and Teratology</w:t>
+          <w:sz w:val="24"/>
+        </w:rPr>
+        <w:t>Rotation Director, Ultrasound — designed and implemented a novel curriculum for resident training in obstetric and gynecologic ultrasound</w:t>
       </w:r>
     </w:p>
     <w:p>
@@ -997,10 +995,31 @@
       </w:pPr>
       <w:r>
         <w:rPr>
-          <w:b w:val="0"/>
-          <w:sz w:val="24"/>
-        </w:rPr>
-        <w:t>Preterm Birth: Diagnosis and Prevention</w:t>
+          <w:sz w:val="24"/>
+        </w:rPr>
+        <w:t>Annual didactics: Embryology and Teratology; Preterm Birth — Diagnosis and Prevention; Fetal Growth Restriction and Antenatal Monitoring; Alloimmunization</w:t>
+      </w:r>
+    </w:p>
+    <w:p>
+      <w:pPr>
+        <w:spacing w:after="0"/>
+      </w:pPr>
+      <w:r>
+        <w:rPr>
+          <w:sz w:val="24"/>
+        </w:rPr>
+      </w:r>
+    </w:p>
+    <w:p>
+      <w:pPr>
+        <w:spacing w:after="0"/>
+        <w:ind w:left="1440"/>
+      </w:pPr>
+      <w:r>
+        <w:rPr>
+          <w:sz w:val="24"/>
+        </w:rPr>
+        <w:t>Maternal-Fetal Medicine Fellowship, University of Chicago</w:t>
       </w:r>
     </w:p>
     <w:p>
@@ -1010,10 +1029,9 @@
       </w:pPr>
       <w:r>
         <w:rPr>
-          <w:b w:val="0"/>
-          <w:sz w:val="24"/>
-        </w:rPr>
-        <w:t>Fetal Growth Restriction and Antenatal Monitoring</w:t>
+          <w:sz w:val="24"/>
+        </w:rPr>
+        <w:t>Designed the fellowship ultrasound education curriculum, including a novel curriculum in advanced obstetric ultrasound</w:t>
       </w:r>
     </w:p>
     <w:p>
@@ -1023,10 +1041,19 @@
       </w:pPr>
       <w:r>
         <w:rPr>
-          <w:b w:val="0"/>
-          <w:sz w:val="24"/>
-        </w:rPr>
-        <w:t>Alloimmunization</w:t>
+          <w:sz w:val="24"/>
+        </w:rPr>
+        <w:t>Annual didactics: Ultrasound Basics; Fetal CNS Ultrasound; Pulse Wave Doppler in Fetal Ultrasound; First Trimester Detailed Anatomy; Fundamentals of Needle Guided Intervention (FUNGI) simulation</w:t>
+      </w:r>
+    </w:p>
+    <w:p>
+      <w:pPr>
+        <w:spacing w:after="0"/>
+      </w:pPr>
+      <w:r>
+        <w:rPr>
+          <w:sz w:val="24"/>
+        </w:rPr>
       </w:r>
     </w:p>
     <w:p>
@@ -1036,10 +1063,9 @@
       </w:pPr>
       <w:r>
         <w:rPr>
-          <w:b w:val="0"/>
-          <w:sz w:val="24"/>
-        </w:rPr>
-        <w:t>Maternal-Fetal Medicine Fellowship, University of Chicago — annual didactics</w:t>
+          <w:sz w:val="24"/>
+        </w:rPr>
+        <w:t>Neonatology Fellowship, University of Chicago</w:t>
       </w:r>
     </w:p>
     <w:p>
@@ -1049,10 +1075,406 @@
       </w:pPr>
       <w:r>
         <w:rPr>
+          <w:sz w:val="24"/>
+        </w:rPr>
+        <w:t>Didactics: Maternal-Fetal Medicine Topics in NICU Care</w:t>
+      </w:r>
+    </w:p>
+    <w:p>
+      <w:pPr>
+        <w:spacing w:after="0"/>
+        <w:ind w:left="1440"/>
+      </w:pPr>
+    </w:p>
+    <w:p>
+      <w:pPr>
+        <w:spacing w:after="0" w:line="240" w:lineRule="auto"/>
+        <w:ind/>
+        <w:rPr>
+          <w:sz w:val="24"/>
+          <w:szCs w:val="24"/>
+        </w:rPr>
+      </w:pPr>
+      <w:r>
+        <w:rPr>
+          <w:b w:val="1"/>
+          <w:bCs w:val="1"/>
+          <w:sz w:val="24"/>
+          <w:szCs w:val="24"/>
+          <w:rtl w:val="0"/>
+        </w:rPr>
+        <w:t xml:space="preserve">INSTITUTIONAL &amp; PROGRAM POSITIONS</w:t>
+      </w:r>
+      <w:r>
+        <w:rPr>
+          <w:rtl w:val="0"/>
+        </w:rPr>
+      </w:r>
+    </w:p>
+    <w:p>
+      <w:pPr>
+        <w:spacing w:after="0" w:line="240" w:lineRule="auto"/>
+        <w:ind w:left="1440" w:firstLine="0"/>
+        <w:rPr>
+          <w:sz w:val="24"/>
+          <w:szCs w:val="24"/>
+        </w:rPr>
+      </w:pPr>
+      <w:r>
+        <w:rPr>
+          <w:sz w:val="24"/>
+          <w:szCs w:val="24"/>
+          <w:rtl w:val="0"/>
+        </w:rPr>
+        <w:t xml:space="preserve">2026-present</w:t>
+        <w:tab/>
+        <w:t xml:space="preserve">Director of Ultrasound, Department of Obstetrics &amp; Gynecology, University of Chicago</w:t>
+      </w:r>
+    </w:p>
+    <w:p>
+      <w:pPr>
+        <w:spacing w:after="0" w:line="240" w:lineRule="auto"/>
+        <w:ind w:left="1440" w:firstLine="0"/>
+        <w:rPr>
+          <w:sz w:val="24"/>
+          <w:szCs w:val="24"/>
+        </w:rPr>
+      </w:pPr>
+      <w:r>
+        <w:rPr>
+          <w:sz w:val="24"/>
+          <w:szCs w:val="24"/>
+          <w:rtl w:val="0"/>
+        </w:rPr>
+        <w:t xml:space="preserve">2025-present</w:t>
+        <w:tab/>
+        <w:t xml:space="preserve">MFM Lead, Pregnancy and Preconception in IBD clinic, University of Chicago</w:t>
+      </w:r>
+    </w:p>
+    <w:p>
+      <w:pPr>
+        <w:spacing w:after="0"/>
+        <w:ind w:left="1440"/>
+      </w:pPr>
+      <w:r>
+        <w:rPr>
+          <w:i/>
+          <w:sz w:val="24"/>
+        </w:rPr>
+        <w:t>[TBC] Upcoming: MFM Lead, Cancer in Pregnancy Center, University of Chicago (not yet started).</w:t>
+      </w:r>
+    </w:p>
+    <w:p>
+      <w:pPr>
+        <w:spacing w:after="0" w:line="240" w:lineRule="auto"/>
+        <w:ind w:left="1440"/>
+        <w:rPr>
+          <w:sz w:val="24"/>
+          <w:szCs w:val="24"/>
+        </w:rPr>
+      </w:pPr>
+      <w:r>
+        <w:rPr>
+          <w:sz w:val="24"/>
+          <w:szCs w:val="24"/>
+          <w:rtl w:val="0"/>
+        </w:rPr>
+        <w:t xml:space="preserve">2024-present</w:t>
+        <w:tab/>
+        <w:t xml:space="preserve">FBC Policy Committee, University of Chicago</w:t>
+      </w:r>
+    </w:p>
+    <w:p>
+      <w:pPr>
+        <w:spacing w:after="0" w:line="240" w:lineRule="auto"/>
+        <w:ind w:left="1440"/>
+        <w:rPr>
+          <w:sz w:val="24"/>
+          <w:szCs w:val="24"/>
+        </w:rPr>
+      </w:pPr>
+      <w:r>
+        <w:rPr>
+          <w:sz w:val="24"/>
+          <w:szCs w:val="24"/>
+          <w:rtl w:val="0"/>
+        </w:rPr>
+        <w:t xml:space="preserve">2022-present</w:t>
+        <w:tab/>
+        <w:t xml:space="preserve">Sub-internship lead, Antepartum and Birth Rooms Sub-I University of Chicago</w:t>
+      </w:r>
+    </w:p>
+    <w:p>
+      <w:pPr>
+        <w:spacing w:after="0" w:line="240" w:lineRule="auto"/>
+        <w:ind w:left="1440"/>
+        <w:rPr>
+          <w:sz w:val="24"/>
+          <w:szCs w:val="24"/>
+        </w:rPr>
+      </w:pPr>
+      <w:r>
+        <w:rPr>
+          <w:sz w:val="24"/>
+          <w:szCs w:val="24"/>
+          <w:rtl w:val="0"/>
+        </w:rPr>
+        <w:t>2026-present</w:t>
+      </w:r>
+      <w:r>
+        <w:rPr>
+          <w:rtl w:val="0"/>
+        </w:rPr>
+        <w:tab/>
+      </w:r>
+      <w:r>
+        <w:rPr>
+          <w:sz w:val="24"/>
+          <w:szCs w:val="24"/>
+          <w:rtl w:val="0"/>
+        </w:rPr>
+        <w:t>Associate Program Director, MFM Fellowship, University of Chicago</w:t>
+      </w:r>
+    </w:p>
+    <w:p>
+      <w:pPr>
+        <w:spacing w:after="0"/>
+        <w:ind w:left="1440"/>
+      </w:pPr>
+      <w:r>
+        <w:rPr>
+          <w:sz w:val="24"/>
+        </w:rPr>
+        <w:t>2022-2026</w:t>
+        <w:tab/>
+        <w:t>Site Director, MFM Fellowship, University of Chicago</w:t>
+      </w:r>
+    </w:p>
+    <w:p>
+      <w:pPr>
+        <w:spacing w:after="0" w:line="240" w:lineRule="auto"/>
+        <w:ind w:left="1440"/>
+        <w:rPr>
+          <w:sz w:val="24"/>
+          <w:szCs w:val="24"/>
+        </w:rPr>
+      </w:pPr>
+      <w:r>
+        <w:rPr>
+          <w:sz w:val="24"/>
+          <w:szCs w:val="24"/>
+          <w:rtl w:val="0"/>
+        </w:rPr>
+        <w:t xml:space="preserve">2022-present</w:t>
+      </w:r>
+      <w:r>
+        <w:rPr>
+          <w:rtl w:val="0"/>
+        </w:rPr>
+        <w:tab/>
+      </w:r>
+      <w:r>
+        <w:rPr>
+          <w:sz w:val="24"/>
+          <w:szCs w:val="24"/>
+          <w:rtl w:val="0"/>
+        </w:rPr>
+        <w:t xml:space="preserve">Med Ed Champion (MFM), OB/Gyn residency, University of Chicago</w:t>
+      </w:r>
+    </w:p>
+    <w:p>
+      <w:pPr>
+        <w:spacing w:after="0" w:line="240" w:lineRule="auto"/>
+        <w:ind w:left="1440"/>
+        <w:rPr>
+          <w:sz w:val="24"/>
+          <w:szCs w:val="24"/>
+        </w:rPr>
+      </w:pPr>
+      <w:r>
+        <w:rPr>
+          <w:sz w:val="24"/>
+          <w:szCs w:val="24"/>
+          <w:rtl w:val="0"/>
+        </w:rPr>
+        <w:t xml:space="preserve">2021-present</w:t>
+        <w:tab/>
+        <w:t xml:space="preserve">Resident Recruitment Committee, University of Chicago</w:t>
+      </w:r>
+    </w:p>
+    <w:p>
+      <w:pPr>
+        <w:spacing w:after="0" w:line="240" w:lineRule="auto"/>
+        <w:ind w:left="1440"/>
+        <w:rPr>
+          <w:sz w:val="24"/>
+          <w:szCs w:val="24"/>
+        </w:rPr>
+      </w:pPr>
+      <w:r>
+        <w:rPr>
+          <w:sz w:val="24"/>
+          <w:szCs w:val="24"/>
+          <w:rtl w:val="0"/>
+        </w:rPr>
+        <w:t xml:space="preserve">2021-present</w:t>
+        <w:tab/>
+        <w:t xml:space="preserve">MFM Fellow Recruitment Committee, University of Chicago</w:t>
+      </w:r>
+    </w:p>
+    <w:p>
+      <w:pPr>
+        <w:spacing w:after="0" w:line="240" w:lineRule="auto"/>
+        <w:ind w:left="1440"/>
+        <w:rPr>
+          <w:sz w:val="24"/>
+          <w:szCs w:val="24"/>
+        </w:rPr>
+      </w:pPr>
+      <w:r>
+        <w:rPr>
+          <w:sz w:val="24"/>
+          <w:szCs w:val="24"/>
+          <w:rtl w:val="0"/>
+        </w:rPr>
+        <w:t xml:space="preserve">2021-present</w:t>
+        <w:tab/>
+        <w:t xml:space="preserve">Clinical Competency Committee, Ob/Gyn residency, University of Chicago</w:t>
+      </w:r>
+    </w:p>
+    <w:p>
+      <w:pPr>
+        <w:spacing w:after="0" w:line="240" w:lineRule="auto"/>
+        <w:ind w:left="1440"/>
+        <w:rPr>
+          <w:sz w:val="24"/>
+          <w:szCs w:val="24"/>
+        </w:rPr>
+      </w:pPr>
+      <w:r>
+        <w:rPr>
+          <w:sz w:val="24"/>
+          <w:szCs w:val="24"/>
+          <w:rtl w:val="0"/>
+        </w:rPr>
+        <w:t xml:space="preserve">2021-present</w:t>
+        <w:tab/>
+        <w:t xml:space="preserve">Clinical Competency Committee, MFM Fellowship, University of Chicago</w:t>
+      </w:r>
+    </w:p>
+    <w:p>
+      <w:pPr>
+        <w:spacing w:after="0" w:line="240" w:lineRule="auto"/>
+        <w:ind w:left="1440"/>
+        <w:rPr>
+          <w:sz w:val="24"/>
+          <w:szCs w:val="24"/>
+        </w:rPr>
+      </w:pPr>
+      <w:r>
+        <w:rPr>
+          <w:sz w:val="24"/>
+          <w:szCs w:val="24"/>
+          <w:rtl w:val="0"/>
+        </w:rPr>
+        <w:t xml:space="preserve">2021-present</w:t>
+        <w:tab/>
+        <w:t xml:space="preserve">Program Evaluation Committee, Ob/Gyn residency, University of Chicago</w:t>
+      </w:r>
+    </w:p>
+    <w:p>
+      <w:pPr>
+        <w:spacing w:after="0" w:line="240" w:lineRule="auto"/>
+        <w:ind w:left="1440"/>
+        <w:rPr>
+          <w:sz w:val="24"/>
+          <w:szCs w:val="24"/>
+        </w:rPr>
+      </w:pPr>
+      <w:r>
+        <w:rPr>
+          <w:sz w:val="24"/>
+          <w:szCs w:val="24"/>
+          <w:rtl w:val="0"/>
+        </w:rPr>
+        <w:t>2021-present</w:t>
+        <w:tab/>
+        <w:t>Program Evaluation Committee, MFM Fellowship, University of Chicago</w:t>
+      </w:r>
+    </w:p>
+    <w:p>
+      <w:pPr>
+        <w:spacing w:after="0" w:line="240" w:lineRule="auto"/>
+        <w:ind w:left="1440"/>
+        <w:rPr>
+          <w:sz w:val="24"/>
+          <w:szCs w:val="24"/>
+        </w:rPr>
+      </w:pPr>
+      <w:r>
+        <w:rPr>
+          <w:sz w:val="24"/>
+          <w:szCs w:val="24"/>
+          <w:rtl w:val="0"/>
+        </w:rPr>
+        <w:t xml:space="preserve">2019-2021</w:t>
+        <w:tab/>
+        <w:t xml:space="preserve">Program Evaluation Committee, Fellow Representative, MFM Fellowship, Northwell Health/Hofstra University</w:t>
+      </w:r>
+    </w:p>
+    <w:p>
+      <w:pPr>
+        <w:spacing w:after="0" w:line="240" w:lineRule="auto"/>
+        <w:rPr>
+          <w:sz w:val="24"/>
+          <w:szCs w:val="24"/>
+        </w:rPr>
+      </w:pPr>
+      <w:r>
+        <w:rPr>
+          <w:rtl w:val="0"/>
+        </w:rPr>
+      </w:r>
+    </w:p>
+    <w:p>
+      <w:pPr>
+        <w:spacing w:after="0"/>
+        <w:ind/>
+      </w:pPr>
+      <w:r>
+        <w:rPr>
+          <w:b/>
+          <w:sz w:val="24"/>
+        </w:rPr>
+        <w:t>CLINICAL ACTIVITIES &amp; PROGRAM DEVELOPMENT</w:t>
+      </w:r>
+    </w:p>
+    <w:p>
+      <w:pPr>
+        <w:spacing w:after="0"/>
+        <w:ind w:left="1440"/>
+      </w:pPr>
+      <w:r>
+        <w:rPr>
           <w:b w:val="0"/>
           <w:sz w:val="24"/>
         </w:rPr>
-        <w:t>Ultrasound Basics</w:t>
+        <w:t>2026-present</w:t>
+        <w:tab/>
+        <w:t>Director of Ultrasound, Department of Obstetrics &amp; Gynecology, University of Chicago. Assumed day-to-day operational leadership of the ultrasound unit in January 2026 following the departure of the prior director; formally appointed Director of Ultrasound in February 2026. Unit volume increased 7.3% over the first six months of leadership compared with the preceding six months (22,993 to 24,680 examinations); second-quarter 2026 volume reached 13,109 examinations, a 14.0% increase over the average of the two pre-transition quarters.</w:t>
+      </w:r>
+    </w:p>
+    <w:p>
+      <w:pPr>
+        <w:spacing w:after="0"/>
+        <w:ind w:left="1440"/>
+      </w:pPr>
+      <w:r>
+        <w:rPr>
+          <w:b w:val="0"/>
+          <w:sz w:val="24"/>
+        </w:rPr>
+        <w:t>Program development</w:t>
       </w:r>
     </w:p>
     <w:p>
@@ -1065,7 +1487,7 @@
           <w:b w:val="0"/>
           <w:sz w:val="24"/>
         </w:rPr>
-        <w:t>Fetal CNS Ultrasound</w:t>
+        <w:t>First-trimester detailed anatomy program, including AIUM practice accreditation</w:t>
       </w:r>
     </w:p>
     <w:p>
@@ -1078,7 +1500,7 @@
           <w:b w:val="0"/>
           <w:sz w:val="24"/>
         </w:rPr>
-        <w:t>Pulse Wave Doppler in Fetal Ultrasound</w:t>
+        <w:t>Targeted transabdominal and transvaginal fetal neurosonography</w:t>
       </w:r>
     </w:p>
     <w:p>
@@ -1091,20 +1513,7 @@
           <w:b w:val="0"/>
           <w:sz w:val="24"/>
         </w:rPr>
-        <w:t>First Trimester Detailed Anatomy</w:t>
-      </w:r>
-    </w:p>
-    <w:p>
-      <w:pPr>
-        <w:spacing w:after="0"/>
-        <w:ind w:left="2880"/>
-      </w:pPr>
-      <w:r>
-        <w:rPr>
-          <w:b w:val="0"/>
-          <w:sz w:val="24"/>
-        </w:rPr>
-        <w:t>Fundamentals of Needle Guided Intervention (FUNGI) simulation</w:t>
+        <w:t>Expansion of obstetric ultrasound services at Ingalls Memorial Hospital, including transition of obstetric imaging from Radiology</w:t>
       </w:r>
     </w:p>
     <w:p>
@@ -1112,791 +1521,340 @@
         <w:spacing w:after="0"/>
         <w:ind w:left="1440"/>
       </w:pPr>
-      <w:r>
-        <w:rPr>
-          <w:b w:val="0"/>
-          <w:sz w:val="24"/>
-        </w:rPr>
-        <w:t>Neonatology Fellowship, University of Chicago — didactics</w:t>
+    </w:p>
+    <w:p>
+      <w:pPr>
+        <w:spacing w:after="0" w:line="240" w:lineRule="auto"/>
+        <w:rPr>
+          <w:b w:val="1"/>
+          <w:bCs w:val="1"/>
+          <w:sz w:val="24"/>
+          <w:szCs w:val="24"/>
+        </w:rPr>
+      </w:pPr>
+      <w:r>
+        <w:rPr>
+          <w:b w:val="1"/>
+          <w:bCs w:val="1"/>
+          <w:sz w:val="24"/>
+          <w:szCs w:val="24"/>
+          <w:rtl w:val="0"/>
+        </w:rPr>
+        <w:t xml:space="preserve">PROFESSIONAL MEMBERSHIPS &amp; ASSOCIATIONS</w:t>
+      </w:r>
+    </w:p>
+    <w:p>
+      <w:pPr>
+        <w:spacing w:after="0" w:line="240" w:lineRule="auto"/>
+        <w:rPr>
+          <w:sz w:val="24"/>
+          <w:szCs w:val="24"/>
+        </w:rPr>
+      </w:pPr>
+      <w:r>
+        <w:rPr>
+          <w:sz w:val="24"/>
+          <w:szCs w:val="24"/>
+          <w:rtl w:val="0"/>
+        </w:rPr>
+        <w:t xml:space="preserve">Current</w:t>
+      </w:r>
+      <w:r>
+        <w:rPr>
+          <w:rtl w:val="0"/>
+        </w:rPr>
+        <w:tab/>
+      </w:r>
+      <w:r>
+        <w:rPr>
+          <w:sz w:val="24"/>
+          <w:szCs w:val="24"/>
+          <w:rtl w:val="0"/>
+        </w:rPr>
+        <w:t xml:space="preserve">American College of Obstetricians and Gynecologists – Fellow</w:t>
+      </w:r>
+    </w:p>
+    <w:p>
+      <w:pPr>
+        <w:spacing w:after="0" w:line="240" w:lineRule="auto"/>
+        <w:rPr>
+          <w:sz w:val="24"/>
+          <w:szCs w:val="24"/>
+        </w:rPr>
+      </w:pPr>
+      <w:r>
+        <w:rPr>
+          <w:sz w:val="24"/>
+          <w:szCs w:val="24"/>
+          <w:rtl w:val="0"/>
+        </w:rPr>
+        <w:t xml:space="preserve">Current</w:t>
+      </w:r>
+      <w:r>
+        <w:rPr>
+          <w:rtl w:val="0"/>
+        </w:rPr>
+        <w:tab/>
+      </w:r>
+      <w:r>
+        <w:rPr>
+          <w:sz w:val="24"/>
+          <w:szCs w:val="24"/>
+          <w:rtl w:val="0"/>
+        </w:rPr>
+        <w:t xml:space="preserve">Society for Maternal-Fetal Medicine - Member</w:t>
+      </w:r>
+    </w:p>
+    <w:p>
+      <w:pPr>
+        <w:spacing w:after="0" w:line="240" w:lineRule="auto"/>
+        <w:rPr>
+          <w:sz w:val="24"/>
+          <w:szCs w:val="24"/>
+        </w:rPr>
+      </w:pPr>
+      <w:r>
+        <w:rPr>
+          <w:sz w:val="24"/>
+          <w:szCs w:val="24"/>
+          <w:rtl w:val="0"/>
+        </w:rPr>
+        <w:t xml:space="preserve">Current</w:t>
+        <w:tab/>
+        <w:t xml:space="preserve">American Institute of Ultrasound in Medicine – Member</w:t>
+      </w:r>
+    </w:p>
+    <w:p>
+      <w:pPr>
+        <w:spacing w:after="0" w:line="240" w:lineRule="auto"/>
+        <w:rPr>
+          <w:sz w:val="24"/>
+          <w:szCs w:val="24"/>
+        </w:rPr>
+      </w:pPr>
+      <w:r>
+        <w:rPr>
+          <w:sz w:val="24"/>
+          <w:szCs w:val="24"/>
+          <w:rtl w:val="0"/>
+        </w:rPr>
+        <w:t xml:space="preserve">Current</w:t>
+      </w:r>
+      <w:r>
+        <w:rPr>
+          <w:rtl w:val="0"/>
+        </w:rPr>
+        <w:tab/>
+      </w:r>
+      <w:r>
+        <w:rPr>
+          <w:sz w:val="24"/>
+          <w:szCs w:val="24"/>
+          <w:rtl w:val="0"/>
+        </w:rPr>
+        <w:t xml:space="preserve">International Society of Ultrasound in Obstetrics and Gynecology - Member</w:t>
+      </w:r>
+    </w:p>
+    <w:p>
+      <w:pPr>
+        <w:spacing w:after="0" w:line="240" w:lineRule="auto"/>
+        <w:rPr>
+          <w:sz w:val="24"/>
+          <w:szCs w:val="24"/>
+        </w:rPr>
+      </w:pPr>
+      <w:r>
+        <w:rPr>
+          <w:sz w:val="24"/>
+          <w:szCs w:val="24"/>
+          <w:rtl w:val="0"/>
+        </w:rPr>
+        <w:t xml:space="preserve">Current</w:t>
+      </w:r>
+      <w:r>
+        <w:rPr>
+          <w:rtl w:val="0"/>
+        </w:rPr>
+        <w:tab/>
+      </w:r>
+      <w:r>
+        <w:rPr>
+          <w:sz w:val="24"/>
+          <w:szCs w:val="24"/>
+          <w:rtl w:val="0"/>
+        </w:rPr>
+        <w:t xml:space="preserve">Massachusetts Medical Society – Member</w:t>
+      </w:r>
+    </w:p>
+    <w:p>
+      <w:pPr>
+        <w:spacing w:after="0" w:line="240" w:lineRule="auto"/>
+        <w:rPr>
+          <w:sz w:val="24"/>
+          <w:szCs w:val="24"/>
+        </w:rPr>
+      </w:pPr>
+      <w:r>
+        <w:rPr>
+          <w:sz w:val="24"/>
+          <w:szCs w:val="24"/>
+          <w:rtl w:val="0"/>
+        </w:rPr>
+        <w:t xml:space="preserve">Current</w:t>
+        <w:tab/>
+        <w:t xml:space="preserve">Society for Pediatric Radiology – Allied Member</w:t>
+      </w:r>
+    </w:p>
+    <w:p>
+      <w:pPr>
+        <w:spacing w:after="0" w:line="240" w:lineRule="auto"/>
+        <w:rPr>
+          <w:sz w:val="24"/>
+          <w:szCs w:val="24"/>
+        </w:rPr>
+      </w:pPr>
+      <w:r>
+        <w:rPr>
+          <w:sz w:val="24"/>
+          <w:szCs w:val="24"/>
+          <w:rtl w:val="0"/>
+        </w:rPr>
+        <w:t xml:space="preserve">Current</w:t>
+        <w:tab/>
+        <w:t xml:space="preserve">International Society for Prenatal Diagnosis – Member</w:t>
+      </w:r>
+    </w:p>
+    <w:p>
+      <w:pPr>
+        <w:spacing w:after="0" w:line="240" w:lineRule="auto"/>
+        <w:rPr>
+          <w:sz w:val="24"/>
+          <w:szCs w:val="24"/>
+        </w:rPr>
+      </w:pPr>
+      <w:r>
+        <w:rPr>
+          <w:sz w:val="24"/>
+          <w:szCs w:val="24"/>
+          <w:rtl w:val="0"/>
+        </w:rPr>
+        <w:t xml:space="preserve">Current</w:t>
+        <w:tab/>
+        <w:t xml:space="preserve">Ad hoc</w:t>
+      </w:r>
+      <w:r>
+        <w:rPr>
+          <w:rtl w:val="0"/>
+        </w:rPr>
+        <w:t xml:space="preserve"> </w:t>
+      </w:r>
+      <w:r>
+        <w:rPr>
+          <w:sz w:val="24"/>
+          <w:szCs w:val="24"/>
+          <w:rtl w:val="0"/>
+        </w:rPr>
+        <w:t xml:space="preserve">Reviewer for Ultrasound in Obstetrics and Gynecology</w:t>
+      </w:r>
+    </w:p>
+    <w:p>
+      <w:pPr>
+        <w:spacing w:after="0" w:line="240" w:lineRule="auto"/>
+        <w:ind w:left="1440"/>
+        <w:rPr>
+          <w:sz w:val="24"/>
+          <w:szCs w:val="24"/>
+        </w:rPr>
+      </w:pPr>
+      <w:r>
+        <w:rPr>
+          <w:sz w:val="24"/>
+          <w:szCs w:val="24"/>
+          <w:rtl w:val="0"/>
+        </w:rPr>
+        <w:t xml:space="preserve">2023</w:t>
+        <w:tab/>
+        <w:t xml:space="preserve">Invited Reviewer for Institute for Translational Medicine Grant, University of Chicago</w:t>
+      </w:r>
+    </w:p>
+    <w:p>
+      <w:pPr>
+        <w:spacing w:after="0" w:line="240" w:lineRule="auto"/>
+        <w:rPr>
+          <w:sz w:val="24"/>
+          <w:szCs w:val="24"/>
+        </w:rPr>
+      </w:pPr>
+      <w:r>
+        <w:rPr>
+          <w:rtl w:val="0"/>
+        </w:rPr>
+      </w:r>
+    </w:p>
+    <w:p>
+      <w:pPr>
+        <w:spacing w:after="0" w:line="240" w:lineRule="auto"/>
+        <w:rPr>
+          <w:b w:val="1"/>
+          <w:bCs w:val="1"/>
+          <w:sz w:val="24"/>
+          <w:szCs w:val="24"/>
+        </w:rPr>
+      </w:pPr>
+      <w:r>
+        <w:rPr>
+          <w:b w:val="1"/>
+          <w:bCs w:val="1"/>
+          <w:sz w:val="24"/>
+          <w:szCs w:val="24"/>
+          <w:rtl w:val="0"/>
+        </w:rPr>
+        <w:t xml:space="preserve">MENTEES</w:t>
+      </w:r>
+    </w:p>
+    <w:p>
+      <w:pPr>
+        <w:spacing w:after="0" w:line="240" w:lineRule="auto"/>
+        <w:rPr>
+          <w:sz w:val="24"/>
+          <w:szCs w:val="24"/>
+        </w:rPr>
+      </w:pPr>
+      <w:r>
+        <w:rPr>
+          <w:sz w:val="24"/>
+          <w:szCs w:val="24"/>
+          <w:rtl w:val="0"/>
+        </w:rPr>
+        <w:t xml:space="preserve">Alexandra Diaz-Barbe - Pritzker School of Medicine medical student - A low-cost, low-fidelity model of fetal intracardiac intervention</w:t>
+      </w:r>
+    </w:p>
+    <w:p>
+      <w:pPr>
+        <w:spacing w:after="0" w:line="240" w:lineRule="auto"/>
+        <w:rPr>
+          <w:sz w:val="24"/>
+          <w:szCs w:val="24"/>
+        </w:rPr>
+      </w:pPr>
+      <w:r>
+        <w:rPr>
+          <w:sz w:val="24"/>
+          <w:szCs w:val="24"/>
+          <w:rtl w:val="0"/>
+        </w:rPr>
+        <w:t xml:space="preserve">Christy Evans - University of Chicago/Endeavor Ob/Gyn resident - A cerclage simulation model</w:t>
       </w:r>
     </w:p>
     <w:p>
       <w:pPr>
         <w:spacing w:after="0"/>
-        <w:ind w:left="2880"/>
-      </w:pPr>
-      <w:r>
-        <w:rPr>
-          <w:b w:val="0"/>
-          <w:sz w:val="24"/>
-        </w:rPr>
-        <w:t>Maternal-Fetal Medicine Topics in NICU Care</w:t>
-      </w:r>
-    </w:p>
-    <w:p>
-      <w:pPr>
-        <w:spacing w:after="0"/>
-        <w:ind w:left="1440"/>
-      </w:pPr>
-    </w:p>
-    <w:p>
-      <w:pPr>
-        <w:spacing w:after="0" w:line="240" w:lineRule="auto"/>
-        <w:ind/>
-        <w:rPr>
-          <w:sz w:val="24"/>
-          <w:szCs w:val="24"/>
-        </w:rPr>
-      </w:pPr>
-      <w:r>
-        <w:rPr>
-          <w:b w:val="1"/>
-          <w:bCs w:val="1"/>
-          <w:sz w:val="24"/>
-          <w:szCs w:val="24"/>
-          <w:rtl w:val="0"/>
-        </w:rPr>
-        <w:t xml:space="preserve">INSTITUTIONAL &amp; PROGRAM POSITIONS</w:t>
-      </w:r>
-      <w:r>
-        <w:rPr>
-          <w:rtl w:val="0"/>
-        </w:rPr>
-      </w:r>
-    </w:p>
-    <w:p>
-      <w:pPr>
-        <w:spacing w:after="0" w:line="240" w:lineRule="auto"/>
-        <w:ind w:left="1440" w:firstLine="0"/>
-        <w:rPr>
-          <w:sz w:val="24"/>
-          <w:szCs w:val="24"/>
-        </w:rPr>
-      </w:pPr>
-      <w:r>
-        <w:rPr>
-          <w:sz w:val="24"/>
-          <w:szCs w:val="24"/>
-          <w:rtl w:val="0"/>
-        </w:rPr>
-        <w:t xml:space="preserve">2026-present</w:t>
-        <w:tab/>
-        <w:t xml:space="preserve">Director of Ultrasound, Department of Obstetrics &amp; Gynecology, University of Chicago</w:t>
-      </w:r>
-    </w:p>
-    <w:p>
-      <w:pPr>
-        <w:spacing w:after="0" w:line="240" w:lineRule="auto"/>
-        <w:ind w:left="1440" w:firstLine="0"/>
-        <w:rPr>
-          <w:sz w:val="24"/>
-          <w:szCs w:val="24"/>
-        </w:rPr>
-      </w:pPr>
-      <w:r>
-        <w:rPr>
-          <w:sz w:val="24"/>
-          <w:szCs w:val="24"/>
-          <w:rtl w:val="0"/>
-        </w:rPr>
-        <w:t xml:space="preserve">2025-present</w:t>
-        <w:tab/>
-        <w:t xml:space="preserve">MFM Lead, Pregnancy and Preconception in IBD clinic, University of Chicago</w:t>
-      </w:r>
-    </w:p>
-    <w:p>
-      <w:pPr>
-        <w:spacing w:after="0"/>
-        <w:ind w:left="1440"/>
-      </w:pPr>
-      <w:r>
-        <w:rPr>
-          <w:i/>
-          <w:sz w:val="24"/>
-        </w:rPr>
-        <w:t>[TBC] Upcoming: MFM Lead, Cancer in Pregnancy Center, University of Chicago (not yet started).</w:t>
-      </w:r>
-    </w:p>
-    <w:p>
-      <w:pPr>
-        <w:spacing w:after="0" w:line="240" w:lineRule="auto"/>
-        <w:ind w:left="1440"/>
-        <w:rPr>
-          <w:sz w:val="24"/>
-          <w:szCs w:val="24"/>
-        </w:rPr>
-      </w:pPr>
-      <w:r>
-        <w:rPr>
-          <w:sz w:val="24"/>
-          <w:szCs w:val="24"/>
-          <w:rtl w:val="0"/>
-        </w:rPr>
-        <w:t xml:space="preserve">2024-present</w:t>
-        <w:tab/>
-        <w:t xml:space="preserve">FBC Policy Committee, University of Chicago</w:t>
-      </w:r>
-    </w:p>
-    <w:p>
-      <w:pPr>
-        <w:spacing w:after="0" w:line="240" w:lineRule="auto"/>
-        <w:ind w:left="1440"/>
-        <w:rPr>
-          <w:sz w:val="24"/>
-          <w:szCs w:val="24"/>
-        </w:rPr>
-      </w:pPr>
-      <w:r>
-        <w:rPr>
-          <w:sz w:val="24"/>
-          <w:szCs w:val="24"/>
-          <w:rtl w:val="0"/>
-        </w:rPr>
-        <w:t xml:space="preserve">2022-present</w:t>
-        <w:tab/>
-        <w:t xml:space="preserve">Sub-internship lead, Antepartum and Birth Rooms Sub-I University of Chicago</w:t>
-      </w:r>
-    </w:p>
-    <w:p>
-      <w:pPr>
-        <w:spacing w:after="0" w:line="240" w:lineRule="auto"/>
-        <w:ind w:left="1440"/>
-        <w:rPr>
-          <w:sz w:val="24"/>
-          <w:szCs w:val="24"/>
-        </w:rPr>
-      </w:pPr>
-      <w:r>
-        <w:rPr>
-          <w:sz w:val="24"/>
-          <w:szCs w:val="24"/>
-          <w:rtl w:val="0"/>
-        </w:rPr>
-        <w:t>2026-present</w:t>
-      </w:r>
-      <w:r>
-        <w:rPr>
-          <w:rtl w:val="0"/>
-        </w:rPr>
-        <w:tab/>
-      </w:r>
-      <w:r>
-        <w:rPr>
-          <w:sz w:val="24"/>
-          <w:szCs w:val="24"/>
-          <w:rtl w:val="0"/>
-        </w:rPr>
-        <w:t>Associate Program Director, MFM Fellowship, University of Chicago</w:t>
-      </w:r>
-    </w:p>
-    <w:p>
-      <w:pPr>
-        <w:spacing w:after="0"/>
-        <w:ind w:left="1440"/>
-      </w:pPr>
-      <w:r>
-        <w:rPr>
-          <w:sz w:val="24"/>
-        </w:rPr>
-        <w:t>2022-2026</w:t>
-        <w:tab/>
-        <w:t>Site Director, MFM Fellowship, University of Chicago</w:t>
-      </w:r>
-    </w:p>
-    <w:p>
-      <w:pPr>
-        <w:spacing w:after="0" w:line="240" w:lineRule="auto"/>
-        <w:ind w:left="1440"/>
-        <w:rPr>
-          <w:sz w:val="24"/>
-          <w:szCs w:val="24"/>
-        </w:rPr>
-      </w:pPr>
-      <w:r>
-        <w:rPr>
-          <w:sz w:val="24"/>
-          <w:szCs w:val="24"/>
-          <w:rtl w:val="0"/>
-        </w:rPr>
-        <w:t xml:space="preserve">2022-present</w:t>
-      </w:r>
-      <w:r>
-        <w:rPr>
-          <w:rtl w:val="0"/>
-        </w:rPr>
-        <w:tab/>
-      </w:r>
-      <w:r>
-        <w:rPr>
-          <w:sz w:val="24"/>
-          <w:szCs w:val="24"/>
-          <w:rtl w:val="0"/>
-        </w:rPr>
-        <w:t xml:space="preserve">Med Ed Champion (MFM), OB/Gyn residency, University of Chicago</w:t>
-      </w:r>
-    </w:p>
-    <w:p>
-      <w:pPr>
-        <w:spacing w:after="0" w:line="240" w:lineRule="auto"/>
-        <w:ind w:left="1440"/>
-        <w:rPr>
-          <w:sz w:val="24"/>
-          <w:szCs w:val="24"/>
-        </w:rPr>
-      </w:pPr>
-      <w:r>
-        <w:rPr>
-          <w:sz w:val="24"/>
-          <w:szCs w:val="24"/>
-          <w:rtl w:val="0"/>
-        </w:rPr>
-        <w:t xml:space="preserve">2021-present</w:t>
-        <w:tab/>
-        <w:t xml:space="preserve">Resident Recruitment Committee, University of Chicago</w:t>
-      </w:r>
-    </w:p>
-    <w:p>
-      <w:pPr>
-        <w:spacing w:after="0" w:line="240" w:lineRule="auto"/>
-        <w:ind w:left="1440"/>
-        <w:rPr>
-          <w:sz w:val="24"/>
-          <w:szCs w:val="24"/>
-        </w:rPr>
-      </w:pPr>
-      <w:r>
-        <w:rPr>
-          <w:sz w:val="24"/>
-          <w:szCs w:val="24"/>
-          <w:rtl w:val="0"/>
-        </w:rPr>
-        <w:t xml:space="preserve">2021-present</w:t>
-        <w:tab/>
-        <w:t xml:space="preserve">MFM Fellow Recruitment Committee, University of Chicago</w:t>
-      </w:r>
-    </w:p>
-    <w:p>
-      <w:pPr>
-        <w:spacing w:after="0" w:line="240" w:lineRule="auto"/>
-        <w:ind w:left="1440"/>
-        <w:rPr>
-          <w:sz w:val="24"/>
-          <w:szCs w:val="24"/>
-        </w:rPr>
-      </w:pPr>
-      <w:r>
-        <w:rPr>
-          <w:sz w:val="24"/>
-          <w:szCs w:val="24"/>
-          <w:rtl w:val="0"/>
-        </w:rPr>
-        <w:t xml:space="preserve">2021-present</w:t>
-        <w:tab/>
-        <w:t xml:space="preserve">Clinical Competency Committee, Ob/Gyn residency, University of Chicago</w:t>
-      </w:r>
-    </w:p>
-    <w:p>
-      <w:pPr>
-        <w:spacing w:after="0" w:line="240" w:lineRule="auto"/>
-        <w:ind w:left="1440"/>
-        <w:rPr>
-          <w:sz w:val="24"/>
-          <w:szCs w:val="24"/>
-        </w:rPr>
-      </w:pPr>
-      <w:r>
-        <w:rPr>
-          <w:sz w:val="24"/>
-          <w:szCs w:val="24"/>
-          <w:rtl w:val="0"/>
-        </w:rPr>
-        <w:t xml:space="preserve">2021-present</w:t>
-        <w:tab/>
-        <w:t xml:space="preserve">Clinical Competency Committee, MFM Fellowship, University of Chicago</w:t>
-      </w:r>
-    </w:p>
-    <w:p>
-      <w:pPr>
-        <w:spacing w:after="0" w:line="240" w:lineRule="auto"/>
-        <w:ind w:left="1440"/>
-        <w:rPr>
-          <w:sz w:val="24"/>
-          <w:szCs w:val="24"/>
-        </w:rPr>
-      </w:pPr>
-      <w:r>
-        <w:rPr>
-          <w:sz w:val="24"/>
-          <w:szCs w:val="24"/>
-          <w:rtl w:val="0"/>
-        </w:rPr>
-        <w:t xml:space="preserve">2021-present</w:t>
-        <w:tab/>
-        <w:t xml:space="preserve">Program Evaluation Committee, Ob/Gyn residency, University of Chicago</w:t>
-      </w:r>
-    </w:p>
-    <w:p>
-      <w:pPr>
-        <w:spacing w:after="0" w:line="240" w:lineRule="auto"/>
-        <w:ind w:left="1440"/>
-        <w:rPr>
-          <w:sz w:val="24"/>
-          <w:szCs w:val="24"/>
-        </w:rPr>
-      </w:pPr>
-      <w:r>
-        <w:rPr>
-          <w:sz w:val="24"/>
-          <w:szCs w:val="24"/>
-          <w:rtl w:val="0"/>
-        </w:rPr>
-        <w:t>2021-present</w:t>
-        <w:tab/>
-        <w:t>Program Evaluation Committee, MFM Fellowship, University of Chicago</w:t>
-      </w:r>
-    </w:p>
-    <w:p>
-      <w:pPr>
-        <w:spacing w:after="0" w:line="240" w:lineRule="auto"/>
-        <w:ind w:left="1440"/>
-        <w:rPr>
-          <w:sz w:val="24"/>
-          <w:szCs w:val="24"/>
-        </w:rPr>
-      </w:pPr>
-      <w:r>
-        <w:rPr>
-          <w:sz w:val="24"/>
-          <w:szCs w:val="24"/>
-          <w:rtl w:val="0"/>
-        </w:rPr>
-        <w:t xml:space="preserve">2019-2021</w:t>
-        <w:tab/>
-        <w:t xml:space="preserve">Program Evaluation Committee, Fellow Representative, MFM Fellowship, Northwell Health/Hofstra University</w:t>
-      </w:r>
-    </w:p>
-    <w:p>
-      <w:pPr>
-        <w:spacing w:after="0" w:line="240" w:lineRule="auto"/>
-        <w:rPr>
-          <w:sz w:val="24"/>
-          <w:szCs w:val="24"/>
-        </w:rPr>
-      </w:pPr>
-      <w:r>
-        <w:rPr>
-          <w:rtl w:val="0"/>
-        </w:rPr>
-      </w:r>
-    </w:p>
-    <w:p>
-      <w:pPr>
-        <w:spacing w:after="0"/>
-        <w:ind/>
-      </w:pPr>
-      <w:r>
-        <w:rPr>
-          <w:b/>
-          <w:sz w:val="24"/>
-        </w:rPr>
-        <w:t>CLINICAL ACTIVITIES &amp; PROGRAM DEVELOPMENT</w:t>
-      </w:r>
-    </w:p>
-    <w:p>
-      <w:pPr>
-        <w:spacing w:after="0"/>
-        <w:ind w:left="1440"/>
-      </w:pPr>
-      <w:r>
-        <w:rPr>
-          <w:b w:val="0"/>
-          <w:sz w:val="24"/>
-        </w:rPr>
-        <w:t>2026-present</w:t>
-        <w:tab/>
-        <w:t>Director of Ultrasound, Department of Obstetrics &amp; Gynecology, University of Chicago. Assumed day-to-day operational leadership of the ultrasound unit in January 2026 following the departure of the prior director; formally appointed Director of Ultrasound in February 2026. Unit volume increased 7.3% over the first six months of leadership compared with the preceding six months (22,993 to 24,680 examinations); second-quarter 2026 volume reached 13,109 examinations, a 14.0% increase over the average of the two pre-transition quarters.</w:t>
-      </w:r>
-    </w:p>
-    <w:p>
-      <w:pPr>
-        <w:spacing w:after="0"/>
-        <w:ind w:left="1440"/>
-      </w:pPr>
-      <w:r>
-        <w:rPr>
-          <w:b w:val="0"/>
-          <w:sz w:val="24"/>
-        </w:rPr>
-        <w:t>Program development</w:t>
-      </w:r>
-    </w:p>
-    <w:p>
-      <w:pPr>
-        <w:spacing w:after="0"/>
-        <w:ind w:left="2880"/>
-      </w:pPr>
-      <w:r>
-        <w:rPr>
-          <w:b w:val="0"/>
-          <w:sz w:val="24"/>
-        </w:rPr>
-        <w:t>First-trimester detailed anatomy program, including AIUM practice accreditation</w:t>
-      </w:r>
-    </w:p>
-    <w:p>
-      <w:pPr>
-        <w:spacing w:after="0"/>
-        <w:ind w:left="2880"/>
-      </w:pPr>
-      <w:r>
-        <w:rPr>
-          <w:b w:val="0"/>
-          <w:sz w:val="24"/>
-        </w:rPr>
-        <w:t>Targeted transabdominal and transvaginal fetal neurosonography</w:t>
-      </w:r>
-    </w:p>
-    <w:p>
-      <w:pPr>
-        <w:spacing w:after="0"/>
-        <w:ind w:left="2880"/>
-      </w:pPr>
-      <w:r>
-        <w:rPr>
-          <w:b w:val="0"/>
-          <w:sz w:val="24"/>
-        </w:rPr>
-        <w:t>Expansion of obstetric ultrasound services at Ingalls Memorial Hospital, including transition of obstetric imaging from Radiology</w:t>
-      </w:r>
-    </w:p>
-    <w:p>
-      <w:pPr>
-        <w:spacing w:after="0"/>
-        <w:ind w:left="1440"/>
-      </w:pPr>
-    </w:p>
-    <w:p>
-      <w:pPr>
-        <w:spacing w:after="0" w:line="240" w:lineRule="auto"/>
-        <w:rPr>
-          <w:b w:val="1"/>
-          <w:bCs w:val="1"/>
-          <w:sz w:val="24"/>
-          <w:szCs w:val="24"/>
-        </w:rPr>
-      </w:pPr>
-      <w:r>
-        <w:rPr>
-          <w:b w:val="1"/>
-          <w:bCs w:val="1"/>
-          <w:sz w:val="24"/>
-          <w:szCs w:val="24"/>
-          <w:rtl w:val="0"/>
-        </w:rPr>
-        <w:t xml:space="preserve">PROFESSIONAL MEMBERSHIPS &amp; ASSOCIATIONS</w:t>
-      </w:r>
-    </w:p>
-    <w:p>
-      <w:pPr>
-        <w:spacing w:after="0" w:line="240" w:lineRule="auto"/>
-        <w:rPr>
-          <w:sz w:val="24"/>
-          <w:szCs w:val="24"/>
-        </w:rPr>
-      </w:pPr>
-      <w:r>
-        <w:rPr>
-          <w:sz w:val="24"/>
-          <w:szCs w:val="24"/>
-          <w:rtl w:val="0"/>
-        </w:rPr>
-        <w:t xml:space="preserve">Current</w:t>
-      </w:r>
-      <w:r>
-        <w:rPr>
-          <w:rtl w:val="0"/>
-        </w:rPr>
-        <w:tab/>
-      </w:r>
-      <w:r>
-        <w:rPr>
-          <w:sz w:val="24"/>
-          <w:szCs w:val="24"/>
-          <w:rtl w:val="0"/>
-        </w:rPr>
-        <w:t xml:space="preserve">American College of Obstetricians and Gynecologists – Fellow</w:t>
-      </w:r>
-    </w:p>
-    <w:p>
-      <w:pPr>
-        <w:spacing w:after="0" w:line="240" w:lineRule="auto"/>
-        <w:rPr>
-          <w:sz w:val="24"/>
-          <w:szCs w:val="24"/>
-        </w:rPr>
-      </w:pPr>
-      <w:r>
-        <w:rPr>
-          <w:sz w:val="24"/>
-          <w:szCs w:val="24"/>
-          <w:rtl w:val="0"/>
-        </w:rPr>
-        <w:t xml:space="preserve">Current</w:t>
-      </w:r>
-      <w:r>
-        <w:rPr>
-          <w:rtl w:val="0"/>
-        </w:rPr>
-        <w:tab/>
-      </w:r>
-      <w:r>
-        <w:rPr>
-          <w:sz w:val="24"/>
-          <w:szCs w:val="24"/>
-          <w:rtl w:val="0"/>
-        </w:rPr>
-        <w:t xml:space="preserve">Society for Maternal-Fetal Medicine - Member</w:t>
-      </w:r>
-    </w:p>
-    <w:p>
-      <w:pPr>
-        <w:spacing w:after="0" w:line="240" w:lineRule="auto"/>
-        <w:rPr>
-          <w:sz w:val="24"/>
-          <w:szCs w:val="24"/>
-        </w:rPr>
-      </w:pPr>
-      <w:r>
-        <w:rPr>
-          <w:sz w:val="24"/>
-          <w:szCs w:val="24"/>
-          <w:rtl w:val="0"/>
-        </w:rPr>
-        <w:t xml:space="preserve">Current</w:t>
-        <w:tab/>
-        <w:t xml:space="preserve">American Institute of Ultrasound in Medicine – Member</w:t>
-      </w:r>
-    </w:p>
-    <w:p>
-      <w:pPr>
-        <w:spacing w:after="0" w:line="240" w:lineRule="auto"/>
-        <w:rPr>
-          <w:sz w:val="24"/>
-          <w:szCs w:val="24"/>
-        </w:rPr>
-      </w:pPr>
-      <w:r>
-        <w:rPr>
-          <w:sz w:val="24"/>
-          <w:szCs w:val="24"/>
-          <w:rtl w:val="0"/>
-        </w:rPr>
-        <w:t xml:space="preserve">Current</w:t>
-      </w:r>
-      <w:r>
-        <w:rPr>
-          <w:rtl w:val="0"/>
-        </w:rPr>
-        <w:tab/>
-      </w:r>
-      <w:r>
-        <w:rPr>
-          <w:sz w:val="24"/>
-          <w:szCs w:val="24"/>
-          <w:rtl w:val="0"/>
-        </w:rPr>
-        <w:t xml:space="preserve">International Society of Ultrasound in Obstetrics and Gynecology - Member</w:t>
-      </w:r>
-    </w:p>
-    <w:p>
-      <w:pPr>
-        <w:spacing w:after="0" w:line="240" w:lineRule="auto"/>
-        <w:rPr>
-          <w:sz w:val="24"/>
-          <w:szCs w:val="24"/>
-        </w:rPr>
-      </w:pPr>
-      <w:r>
-        <w:rPr>
-          <w:sz w:val="24"/>
-          <w:szCs w:val="24"/>
-          <w:rtl w:val="0"/>
-        </w:rPr>
-        <w:t xml:space="preserve">Current</w:t>
-      </w:r>
-      <w:r>
-        <w:rPr>
-          <w:rtl w:val="0"/>
-        </w:rPr>
-        <w:tab/>
-      </w:r>
-      <w:r>
-        <w:rPr>
-          <w:sz w:val="24"/>
-          <w:szCs w:val="24"/>
-          <w:rtl w:val="0"/>
-        </w:rPr>
-        <w:t xml:space="preserve">Massachusetts Medical Society – Member</w:t>
-      </w:r>
-    </w:p>
-    <w:p>
-      <w:pPr>
-        <w:spacing w:after="0" w:line="240" w:lineRule="auto"/>
-        <w:rPr>
-          <w:sz w:val="24"/>
-          <w:szCs w:val="24"/>
-        </w:rPr>
-      </w:pPr>
-      <w:r>
-        <w:rPr>
-          <w:sz w:val="24"/>
-          <w:szCs w:val="24"/>
-          <w:rtl w:val="0"/>
-        </w:rPr>
-        <w:t xml:space="preserve">Current</w:t>
-        <w:tab/>
-        <w:t xml:space="preserve">Society for Pediatric Radiology – Allied Member</w:t>
-      </w:r>
-    </w:p>
-    <w:p>
-      <w:pPr>
-        <w:spacing w:after="0" w:line="240" w:lineRule="auto"/>
-        <w:rPr>
-          <w:sz w:val="24"/>
-          <w:szCs w:val="24"/>
-        </w:rPr>
-      </w:pPr>
-      <w:r>
-        <w:rPr>
-          <w:sz w:val="24"/>
-          <w:szCs w:val="24"/>
-          <w:rtl w:val="0"/>
-        </w:rPr>
-        <w:t xml:space="preserve">Current</w:t>
-        <w:tab/>
-        <w:t xml:space="preserve">International Society for Prenatal Diagnosis – Member</w:t>
-      </w:r>
-    </w:p>
-    <w:p>
-      <w:pPr>
-        <w:spacing w:after="0" w:line="240" w:lineRule="auto"/>
-        <w:rPr>
-          <w:sz w:val="24"/>
-          <w:szCs w:val="24"/>
-        </w:rPr>
-      </w:pPr>
-      <w:r>
-        <w:rPr>
-          <w:sz w:val="24"/>
-          <w:szCs w:val="24"/>
-          <w:rtl w:val="0"/>
-        </w:rPr>
-        <w:t xml:space="preserve">Current</w:t>
-        <w:tab/>
-        <w:t xml:space="preserve">Ad hoc</w:t>
-      </w:r>
-      <w:r>
-        <w:rPr>
-          <w:rtl w:val="0"/>
-        </w:rPr>
-        <w:t xml:space="preserve"> </w:t>
-      </w:r>
-      <w:r>
-        <w:rPr>
-          <w:sz w:val="24"/>
-          <w:szCs w:val="24"/>
-          <w:rtl w:val="0"/>
-        </w:rPr>
-        <w:t xml:space="preserve">Reviewer for Ultrasound in Obstetrics and Gynecology</w:t>
-      </w:r>
-    </w:p>
-    <w:p>
-      <w:pPr>
-        <w:spacing w:after="0" w:line="240" w:lineRule="auto"/>
-        <w:ind w:left="1440"/>
-        <w:rPr>
-          <w:sz w:val="24"/>
-          <w:szCs w:val="24"/>
-        </w:rPr>
-      </w:pPr>
-      <w:r>
-        <w:rPr>
-          <w:sz w:val="24"/>
-          <w:szCs w:val="24"/>
-          <w:rtl w:val="0"/>
-        </w:rPr>
-        <w:t xml:space="preserve">2023</w:t>
-        <w:tab/>
-        <w:t xml:space="preserve">Invited Reviewer for Institute for Translational Medicine Grant, University of Chicago</w:t>
-      </w:r>
-    </w:p>
-    <w:p>
-      <w:pPr>
-        <w:spacing w:after="0" w:line="240" w:lineRule="auto"/>
-        <w:rPr>
-          <w:sz w:val="24"/>
-          <w:szCs w:val="24"/>
-        </w:rPr>
-      </w:pPr>
-      <w:r>
-        <w:rPr>
-          <w:rtl w:val="0"/>
-        </w:rPr>
-      </w:r>
-    </w:p>
-    <w:p>
-      <w:pPr>
-        <w:spacing w:after="0" w:line="240" w:lineRule="auto"/>
-        <w:rPr>
-          <w:b w:val="1"/>
-          <w:bCs w:val="1"/>
-          <w:sz w:val="24"/>
-          <w:szCs w:val="24"/>
-        </w:rPr>
-      </w:pPr>
-      <w:r>
-        <w:rPr>
-          <w:b w:val="1"/>
-          <w:bCs w:val="1"/>
-          <w:sz w:val="24"/>
-          <w:szCs w:val="24"/>
-          <w:rtl w:val="0"/>
-        </w:rPr>
-        <w:t xml:space="preserve">MENTEES</w:t>
-      </w:r>
-    </w:p>
-    <w:p>
-      <w:pPr>
-        <w:spacing w:after="0" w:line="240" w:lineRule="auto"/>
-        <w:rPr>
-          <w:sz w:val="24"/>
-          <w:szCs w:val="24"/>
-        </w:rPr>
-      </w:pPr>
-      <w:r>
-        <w:rPr>
-          <w:sz w:val="24"/>
-          <w:szCs w:val="24"/>
-          <w:rtl w:val="0"/>
-        </w:rPr>
-        <w:t xml:space="preserve">Alexandra Diaz-Barbe - Pritzker School of Medicine medical student - A low-cost, low-fidelity model of fetal intracardiac intervention</w:t>
-      </w:r>
-    </w:p>
-    <w:p>
-      <w:pPr>
-        <w:spacing w:after="0" w:line="240" w:lineRule="auto"/>
-        <w:rPr>
-          <w:sz w:val="24"/>
-          <w:szCs w:val="24"/>
-        </w:rPr>
-      </w:pPr>
-      <w:r>
-        <w:rPr>
-          <w:sz w:val="24"/>
-          <w:szCs w:val="24"/>
-          <w:rtl w:val="0"/>
-        </w:rPr>
-        <w:t xml:space="preserve">Christy Evans - University of Chicago/Endeavor Ob/Gyn resident - A cerclage simulation model</w:t>
+      </w:pPr>
+      <w:r>
+        <w:rPr>
+          <w:sz w:val="24"/>
+        </w:rPr>
+        <w:t>Leah Hefelfinger - University of Chicago Ob/Gyn resident (PGY-3) - Ultrasound curriculum survey for Ob/Gyn residency programs</w:t>
       </w:r>
     </w:p>
     <w:p>

--- a/Andrew_Rausch_CV.docx
+++ b/Andrew_Rausch_CV.docx
@@ -1854,7 +1854,7 @@
         <w:rPr>
           <w:sz w:val="24"/>
         </w:rPr>
-        <w:t>Leah Hefelfinger - University of Chicago Ob/Gyn resident (PGY-3) - Ultrasound curriculum survey for Ob/Gyn residency programs</w:t>
+        <w:t>Leah Hefelfinger - University of Chicago/Endeavor Ob/Gyn resident (PGY-3) - Ultrasound curriculum survey for Ob/Gyn residency programs</w:t>
       </w:r>
     </w:p>
     <w:p>

--- a/Andrew_Rausch_CV.docx
+++ b/Andrew_Rausch_CV.docx
@@ -2987,10 +2987,19 @@
       </w:pPr>
       <w:r>
         <w:rPr>
-          <w:i/>
-          <w:sz w:val="24"/>
-        </w:rPr>
-        <w:t>[TBC] ABOG Simulation Summit 2026 – Evans C, Rausch AC, Burns LP. Need exact submission title.</w:t>
+          <w:sz w:val="24"/>
+        </w:rPr>
+      </w:r>
+    </w:p>
+    <w:p>
+      <w:pPr>
+        <w:spacing w:after="0"/>
+      </w:pPr>
+      <w:r>
+        <w:rPr>
+          <w:sz w:val="24"/>
+        </w:rPr>
+        <w:t>Burns LP, Evans C, Rausch AC. Exam Indicated Cerclage Low Fidelity Training Model. ABOG Simulation Summit. 2026.</w:t>
       </w:r>
     </w:p>
     <w:p>

--- a/Andrew_Rausch_CV.docx
+++ b/Andrew_Rausch_CV.docx
@@ -2023,7 +2023,7 @@
           <w:szCs w:val="24"/>
           <w:rtl w:val="0"/>
         </w:rPr>
-        <w:t>Christy Evans – University of Chicago/Endeavor Ob/Gyn resident – A cerclage simulation model</w:t>
+        <w:t>Christy Evans – University of Chicago/Endeavor Ob/Gyn resident – Exam Indicated Cerclage Low Fidelity Training Model</w:t>
       </w:r>
     </w:p>
     <w:p>
